--- a/Labs/Week 1/M4 H1 Integrate AI Builder.docx
+++ b/Labs/Week 1/M4 H1 Integrate AI Builder.docx
@@ -188,7 +188,7 @@
                     </pic:cNvPicPr>
                   </pic:nvPicPr>
                   <pic:blipFill>
-                    <a:blip r:embed="rId5">
+                    <a:blip r:embed="rId7">
                       <a:extLst>
                         <a:ext uri="{28A0092B-C50C-407E-A947-70E740481C1C}">
                           <a14:useLocalDpi xmlns:a14="http://schemas.microsoft.com/office/drawing/2010/main" val="0"/>
@@ -255,7 +255,7 @@
                     </pic:cNvPicPr>
                   </pic:nvPicPr>
                   <pic:blipFill>
-                    <a:blip r:embed="rId6">
+                    <a:blip r:embed="rId8">
                       <a:extLst>
                         <a:ext uri="{28A0092B-C50C-407E-A947-70E740481C1C}">
                           <a14:useLocalDpi xmlns:a14="http://schemas.microsoft.com/office/drawing/2010/main" val="0"/>
@@ -363,7 +363,7 @@
                     </pic:cNvPicPr>
                   </pic:nvPicPr>
                   <pic:blipFill>
-                    <a:blip r:embed="rId7">
+                    <a:blip r:embed="rId9">
                       <a:extLst>
                         <a:ext uri="{28A0092B-C50C-407E-A947-70E740481C1C}">
                           <a14:useLocalDpi xmlns:a14="http://schemas.microsoft.com/office/drawing/2010/main" val="0"/>
@@ -440,7 +440,7 @@
                     </pic:cNvPicPr>
                   </pic:nvPicPr>
                   <pic:blipFill>
-                    <a:blip r:embed="rId8">
+                    <a:blip r:embed="rId10">
                       <a:extLst>
                         <a:ext uri="{28A0092B-C50C-407E-A947-70E740481C1C}">
                           <a14:useLocalDpi xmlns:a14="http://schemas.microsoft.com/office/drawing/2010/main" val="0"/>
@@ -516,7 +516,7 @@
                     </pic:cNvPicPr>
                   </pic:nvPicPr>
                   <pic:blipFill>
-                    <a:blip r:embed="rId9">
+                    <a:blip r:embed="rId11">
                       <a:extLst>
                         <a:ext uri="{28A0092B-C50C-407E-A947-70E740481C1C}">
                           <a14:useLocalDpi xmlns:a14="http://schemas.microsoft.com/office/drawing/2010/main" val="0"/>
@@ -607,7 +607,7 @@
         </w:rPr>
         <w:lastRenderedPageBreak/>
         <w:drawing>
-          <wp:inline distT="0" distB="0" distL="0" distR="0" wp14:anchorId="303D2D99" wp14:editId="1BAC74AE">
+          <wp:inline distT="0" distB="0" distL="0" distR="0" wp14:anchorId="303D2D99" wp14:editId="283A6CDA">
             <wp:extent cx="5731510" cy="3153410"/>
             <wp:effectExtent l="0" t="0" r="2540" b="8890"/>
             <wp:docPr id="62489935" name="Picture 123" descr="select as described"/>
@@ -624,7 +624,7 @@
                     </pic:cNvPicPr>
                   </pic:nvPicPr>
                   <pic:blipFill>
-                    <a:blip r:embed="rId10" cstate="print">
+                    <a:blip r:embed="rId12" cstate="print">
                       <a:extLst>
                         <a:ext uri="{28A0092B-C50C-407E-A947-70E740481C1C}">
                           <a14:useLocalDpi xmlns:a14="http://schemas.microsoft.com/office/drawing/2010/main" val="0"/>
@@ -711,7 +711,7 @@
                     </pic:cNvPicPr>
                   </pic:nvPicPr>
                   <pic:blipFill>
-                    <a:blip r:embed="rId11">
+                    <a:blip r:embed="rId13">
                       <a:extLst>
                         <a:ext uri="{28A0092B-C50C-407E-A947-70E740481C1C}">
                           <a14:useLocalDpi xmlns:a14="http://schemas.microsoft.com/office/drawing/2010/main" val="0"/>
@@ -798,7 +798,7 @@
                     </pic:cNvPicPr>
                   </pic:nvPicPr>
                   <pic:blipFill>
-                    <a:blip r:embed="rId12">
+                    <a:blip r:embed="rId14">
                       <a:extLst>
                         <a:ext uri="{28A0092B-C50C-407E-A947-70E740481C1C}">
                           <a14:useLocalDpi xmlns:a14="http://schemas.microsoft.com/office/drawing/2010/main" val="0"/>
@@ -874,7 +874,7 @@
                     </pic:cNvPicPr>
                   </pic:nvPicPr>
                   <pic:blipFill>
-                    <a:blip r:embed="rId13">
+                    <a:blip r:embed="rId15">
                       <a:extLst>
                         <a:ext uri="{28A0092B-C50C-407E-A947-70E740481C1C}">
                           <a14:useLocalDpi xmlns:a14="http://schemas.microsoft.com/office/drawing/2010/main" val="0"/>
@@ -1149,7 +1149,7 @@
                     </pic:cNvPicPr>
                   </pic:nvPicPr>
                   <pic:blipFill>
-                    <a:blip r:embed="rId14">
+                    <a:blip r:embed="rId16">
                       <a:extLst>
                         <a:ext uri="{28A0092B-C50C-407E-A947-70E740481C1C}">
                           <a14:useLocalDpi xmlns:a14="http://schemas.microsoft.com/office/drawing/2010/main" val="0"/>
@@ -1235,7 +1235,7 @@
                     </pic:cNvPicPr>
                   </pic:nvPicPr>
                   <pic:blipFill>
-                    <a:blip r:embed="rId15">
+                    <a:blip r:embed="rId17">
                       <a:extLst>
                         <a:ext uri="{28A0092B-C50C-407E-A947-70E740481C1C}">
                           <a14:useLocalDpi xmlns:a14="http://schemas.microsoft.com/office/drawing/2010/main" val="0"/>
@@ -1333,7 +1333,7 @@
                     </pic:cNvPicPr>
                   </pic:nvPicPr>
                   <pic:blipFill>
-                    <a:blip r:embed="rId16">
+                    <a:blip r:embed="rId18">
                       <a:extLst>
                         <a:ext uri="{28A0092B-C50C-407E-A947-70E740481C1C}">
                           <a14:useLocalDpi xmlns:a14="http://schemas.microsoft.com/office/drawing/2010/main" val="0"/>
@@ -1375,7 +1375,6 @@
       <w:r>
         <w:t>Enter Budget Category and click </w:t>
       </w:r>
-      <w:proofErr w:type="spellStart"/>
       <w:r>
         <w:rPr>
           <w:b/>
@@ -1383,7 +1382,6 @@
         </w:rPr>
         <w:t>Comfirm</w:t>
       </w:r>
-      <w:proofErr w:type="spellEnd"/>
       <w:r>
         <w:t>.</w:t>
       </w:r>
@@ -1411,7 +1409,7 @@
                     </pic:cNvPicPr>
                   </pic:nvPicPr>
                   <pic:blipFill>
-                    <a:blip r:embed="rId17">
+                    <a:blip r:embed="rId19">
                       <a:extLst>
                         <a:ext uri="{28A0092B-C50C-407E-A947-70E740481C1C}">
                           <a14:useLocalDpi xmlns:a14="http://schemas.microsoft.com/office/drawing/2010/main" val="0"/>
@@ -1487,7 +1485,7 @@
                     </pic:cNvPicPr>
                   </pic:nvPicPr>
                   <pic:blipFill>
-                    <a:blip r:embed="rId18">
+                    <a:blip r:embed="rId20">
                       <a:extLst>
                         <a:ext uri="{28A0092B-C50C-407E-A947-70E740481C1C}">
                           <a14:useLocalDpi xmlns:a14="http://schemas.microsoft.com/office/drawing/2010/main" val="0"/>
@@ -1585,7 +1583,7 @@
                     </pic:cNvPicPr>
                   </pic:nvPicPr>
                   <pic:blipFill>
-                    <a:blip r:embed="rId19">
+                    <a:blip r:embed="rId21">
                       <a:extLst>
                         <a:ext uri="{28A0092B-C50C-407E-A947-70E740481C1C}">
                           <a14:useLocalDpi xmlns:a14="http://schemas.microsoft.com/office/drawing/2010/main" val="0"/>
@@ -1705,7 +1703,7 @@
                     </pic:cNvPicPr>
                   </pic:nvPicPr>
                   <pic:blipFill>
-                    <a:blip r:embed="rId20">
+                    <a:blip r:embed="rId22">
                       <a:extLst>
                         <a:ext uri="{28A0092B-C50C-407E-A947-70E740481C1C}">
                           <a14:useLocalDpi xmlns:a14="http://schemas.microsoft.com/office/drawing/2010/main" val="0"/>
@@ -1782,7 +1780,7 @@
                     </pic:cNvPicPr>
                   </pic:nvPicPr>
                   <pic:blipFill>
-                    <a:blip r:embed="rId21">
+                    <a:blip r:embed="rId23">
                       <a:extLst>
                         <a:ext uri="{28A0092B-C50C-407E-A947-70E740481C1C}">
                           <a14:useLocalDpi xmlns:a14="http://schemas.microsoft.com/office/drawing/2010/main" val="0"/>
@@ -1920,7 +1918,7 @@
                     </pic:cNvPicPr>
                   </pic:nvPicPr>
                   <pic:blipFill>
-                    <a:blip r:embed="rId22">
+                    <a:blip r:embed="rId24">
                       <a:extLst>
                         <a:ext uri="{28A0092B-C50C-407E-A947-70E740481C1C}">
                           <a14:useLocalDpi xmlns:a14="http://schemas.microsoft.com/office/drawing/2010/main" val="0"/>
@@ -2018,7 +2016,7 @@
                     </pic:cNvPicPr>
                   </pic:nvPicPr>
                   <pic:blipFill>
-                    <a:blip r:embed="rId23">
+                    <a:blip r:embed="rId25">
                       <a:extLst>
                         <a:ext uri="{28A0092B-C50C-407E-A947-70E740481C1C}">
                           <a14:useLocalDpi xmlns:a14="http://schemas.microsoft.com/office/drawing/2010/main" val="0"/>
@@ -2142,7 +2140,7 @@
                     </pic:cNvPicPr>
                   </pic:nvPicPr>
                   <pic:blipFill>
-                    <a:blip r:embed="rId24">
+                    <a:blip r:embed="rId26">
                       <a:extLst>
                         <a:ext uri="{28A0092B-C50C-407E-A947-70E740481C1C}">
                           <a14:useLocalDpi xmlns:a14="http://schemas.microsoft.com/office/drawing/2010/main" val="0"/>
@@ -2218,7 +2216,7 @@
                     </pic:cNvPicPr>
                   </pic:nvPicPr>
                   <pic:blipFill>
-                    <a:blip r:embed="rId25">
+                    <a:blip r:embed="rId27">
                       <a:extLst>
                         <a:ext uri="{28A0092B-C50C-407E-A947-70E740481C1C}">
                           <a14:useLocalDpi xmlns:a14="http://schemas.microsoft.com/office/drawing/2010/main" val="0"/>
@@ -2258,15 +2256,7 @@
         </w:numPr>
       </w:pPr>
       <w:r>
-        <w:t xml:space="preserve">Select on the </w:t>
-      </w:r>
-      <w:proofErr w:type="gramStart"/>
-      <w:r>
-        <w:t>builder</w:t>
-      </w:r>
-      <w:proofErr w:type="gramEnd"/>
-      <w:r>
-        <w:t xml:space="preserve"> name and select </w:t>
+        <w:t>Select on the builder name and select </w:t>
       </w:r>
       <w:r>
         <w:rPr>
@@ -2355,7 +2345,7 @@
                     </pic:cNvPicPr>
                   </pic:nvPicPr>
                   <pic:blipFill>
-                    <a:blip r:embed="rId26">
+                    <a:blip r:embed="rId28">
                       <a:extLst>
                         <a:ext uri="{28A0092B-C50C-407E-A947-70E740481C1C}">
                           <a14:useLocalDpi xmlns:a14="http://schemas.microsoft.com/office/drawing/2010/main" val="0"/>
@@ -2432,7 +2422,7 @@
                     </pic:cNvPicPr>
                   </pic:nvPicPr>
                   <pic:blipFill>
-                    <a:blip r:embed="rId27">
+                    <a:blip r:embed="rId29">
                       <a:extLst>
                         <a:ext uri="{28A0092B-C50C-407E-A947-70E740481C1C}">
                           <a14:useLocalDpi xmlns:a14="http://schemas.microsoft.com/office/drawing/2010/main" val="0"/>
@@ -2508,7 +2498,7 @@
                     </pic:cNvPicPr>
                   </pic:nvPicPr>
                   <pic:blipFill>
-                    <a:blip r:embed="rId28">
+                    <a:blip r:embed="rId30">
                       <a:extLst>
                         <a:ext uri="{28A0092B-C50C-407E-A947-70E740481C1C}">
                           <a14:useLocalDpi xmlns:a14="http://schemas.microsoft.com/office/drawing/2010/main" val="0"/>
@@ -2574,7 +2564,7 @@
                     </pic:cNvPicPr>
                   </pic:nvPicPr>
                   <pic:blipFill>
-                    <a:blip r:embed="rId29">
+                    <a:blip r:embed="rId31">
                       <a:extLst>
                         <a:ext uri="{28A0092B-C50C-407E-A947-70E740481C1C}">
                           <a14:useLocalDpi xmlns:a14="http://schemas.microsoft.com/office/drawing/2010/main" val="0"/>
@@ -2641,7 +2631,7 @@
                     </pic:cNvPicPr>
                   </pic:nvPicPr>
                   <pic:blipFill>
-                    <a:blip r:embed="rId30">
+                    <a:blip r:embed="rId32">
                       <a:extLst>
                         <a:ext uri="{28A0092B-C50C-407E-A947-70E740481C1C}">
                           <a14:useLocalDpi xmlns:a14="http://schemas.microsoft.com/office/drawing/2010/main" val="0"/>
@@ -2707,7 +2697,7 @@
                     </pic:cNvPicPr>
                   </pic:nvPicPr>
                   <pic:blipFill>
-                    <a:blip r:embed="rId31">
+                    <a:blip r:embed="rId33">
                       <a:extLst>
                         <a:ext uri="{28A0092B-C50C-407E-A947-70E740481C1C}">
                           <a14:useLocalDpi xmlns:a14="http://schemas.microsoft.com/office/drawing/2010/main" val="0"/>
@@ -2773,7 +2763,7 @@
                     </pic:cNvPicPr>
                   </pic:nvPicPr>
                   <pic:blipFill>
-                    <a:blip r:embed="rId32">
+                    <a:blip r:embed="rId34">
                       <a:extLst>
                         <a:ext uri="{28A0092B-C50C-407E-A947-70E740481C1C}">
                           <a14:useLocalDpi xmlns:a14="http://schemas.microsoft.com/office/drawing/2010/main" val="0"/>
@@ -2860,7 +2850,7 @@
                     </pic:cNvPicPr>
                   </pic:nvPicPr>
                   <pic:blipFill>
-                    <a:blip r:embed="rId33">
+                    <a:blip r:embed="rId35">
                       <a:extLst>
                         <a:ext uri="{28A0092B-C50C-407E-A947-70E740481C1C}">
                           <a14:useLocalDpi xmlns:a14="http://schemas.microsoft.com/office/drawing/2010/main" val="0"/>
@@ -2927,7 +2917,7 @@
                     </pic:cNvPicPr>
                   </pic:nvPicPr>
                   <pic:blipFill>
-                    <a:blip r:embed="rId34">
+                    <a:blip r:embed="rId36">
                       <a:extLst>
                         <a:ext uri="{28A0092B-C50C-407E-A947-70E740481C1C}">
                           <a14:useLocalDpi xmlns:a14="http://schemas.microsoft.com/office/drawing/2010/main" val="0"/>
@@ -2993,7 +2983,7 @@
                     </pic:cNvPicPr>
                   </pic:nvPicPr>
                   <pic:blipFill>
-                    <a:blip r:embed="rId35">
+                    <a:blip r:embed="rId37">
                       <a:extLst>
                         <a:ext uri="{28A0092B-C50C-407E-A947-70E740481C1C}">
                           <a14:useLocalDpi xmlns:a14="http://schemas.microsoft.com/office/drawing/2010/main" val="0"/>
@@ -3069,7 +3059,7 @@
                     </pic:cNvPicPr>
                   </pic:nvPicPr>
                   <pic:blipFill>
-                    <a:blip r:embed="rId36">
+                    <a:blip r:embed="rId38">
                       <a:extLst>
                         <a:ext uri="{28A0092B-C50C-407E-A947-70E740481C1C}">
                           <a14:useLocalDpi xmlns:a14="http://schemas.microsoft.com/office/drawing/2010/main" val="0"/>
@@ -3168,7 +3158,7 @@
                     </pic:cNvPicPr>
                   </pic:nvPicPr>
                   <pic:blipFill>
-                    <a:blip r:embed="rId37">
+                    <a:blip r:embed="rId39">
                       <a:extLst>
                         <a:ext uri="{28A0092B-C50C-407E-A947-70E740481C1C}">
                           <a14:useLocalDpi xmlns:a14="http://schemas.microsoft.com/office/drawing/2010/main" val="0"/>
@@ -3256,7 +3246,7 @@
                     </pic:cNvPicPr>
                   </pic:nvPicPr>
                   <pic:blipFill>
-                    <a:blip r:embed="rId38">
+                    <a:blip r:embed="rId40">
                       <a:extLst>
                         <a:ext uri="{28A0092B-C50C-407E-A947-70E740481C1C}">
                           <a14:useLocalDpi xmlns:a14="http://schemas.microsoft.com/office/drawing/2010/main" val="0"/>
@@ -3332,7 +3322,7 @@
                     </pic:cNvPicPr>
                   </pic:nvPicPr>
                   <pic:blipFill>
-                    <a:blip r:embed="rId39">
+                    <a:blip r:embed="rId41">
                       <a:extLst>
                         <a:ext uri="{28A0092B-C50C-407E-A947-70E740481C1C}">
                           <a14:useLocalDpi xmlns:a14="http://schemas.microsoft.com/office/drawing/2010/main" val="0"/>
@@ -3439,7 +3429,7 @@
         </w:rPr>
         <w:lastRenderedPageBreak/>
         <w:drawing>
-          <wp:inline distT="0" distB="0" distL="0" distR="0" wp14:anchorId="1F96889A" wp14:editId="4823ACE4">
+          <wp:inline distT="0" distB="0" distL="0" distR="0" wp14:anchorId="1F96889A" wp14:editId="3CA88671">
             <wp:extent cx="5731510" cy="1746250"/>
             <wp:effectExtent l="0" t="0" r="2540" b="6350"/>
             <wp:docPr id="459524311" name="Picture 93" descr="review and test"/>
@@ -3456,7 +3446,7 @@
                     </pic:cNvPicPr>
                   </pic:nvPicPr>
                   <pic:blipFill>
-                    <a:blip r:embed="rId40" cstate="print">
+                    <a:blip r:embed="rId42" cstate="print">
                       <a:extLst>
                         <a:ext uri="{28A0092B-C50C-407E-A947-70E740481C1C}">
                           <a14:useLocalDpi xmlns:a14="http://schemas.microsoft.com/office/drawing/2010/main" val="0"/>
@@ -3575,7 +3565,7 @@
                     </pic:cNvPicPr>
                   </pic:nvPicPr>
                   <pic:blipFill>
-                    <a:blip r:embed="rId41">
+                    <a:blip r:embed="rId43">
                       <a:extLst>
                         <a:ext uri="{28A0092B-C50C-407E-A947-70E740481C1C}">
                           <a14:useLocalDpi xmlns:a14="http://schemas.microsoft.com/office/drawing/2010/main" val="0"/>
@@ -3642,7 +3632,7 @@
                     </pic:cNvPicPr>
                   </pic:nvPicPr>
                   <pic:blipFill>
-                    <a:blip r:embed="rId42">
+                    <a:blip r:embed="rId44">
                       <a:extLst>
                         <a:ext uri="{28A0092B-C50C-407E-A947-70E740481C1C}">
                           <a14:useLocalDpi xmlns:a14="http://schemas.microsoft.com/office/drawing/2010/main" val="0"/>
@@ -3750,7 +3740,7 @@
                     </pic:cNvPicPr>
                   </pic:nvPicPr>
                   <pic:blipFill>
-                    <a:blip r:embed="rId43">
+                    <a:blip r:embed="rId45">
                       <a:extLst>
                         <a:ext uri="{28A0092B-C50C-407E-A947-70E740481C1C}">
                           <a14:useLocalDpi xmlns:a14="http://schemas.microsoft.com/office/drawing/2010/main" val="0"/>
@@ -3853,6 +3843,41 @@
       </w:pPr>
       <w:r>
         <w:lastRenderedPageBreak/>
+        <w:t xml:space="preserve">Import the solution from </w:t>
+      </w:r>
+      <w:r>
+        <w:rPr>
+          <w:b/>
+          <w:bCs/>
+        </w:rPr>
+        <w:t>Labresource</w:t>
+      </w:r>
+      <w:r>
+        <w:rPr>
+          <w:b/>
+          <w:bCs/>
+        </w:rPr>
+        <w:t>.</w:t>
+      </w:r>
+      <w:r>
+        <w:rPr>
+          <w:b/>
+          <w:bCs/>
+        </w:rPr>
+        <w:t>zip</w:t>
+      </w:r>
+      <w:r>
+        <w:t xml:space="preserve"> file extract it </w:t>
+      </w:r>
+    </w:p>
+    <w:p>
+      <w:pPr>
+        <w:numPr>
+          <w:ilvl w:val="0"/>
+          <w:numId w:val="6"/>
+        </w:numPr>
+      </w:pPr>
+      <w:r>
         <w:t>Select </w:t>
       </w:r>
       <w:r>
@@ -3863,7 +3888,82 @@
         <w:t>Solutions</w:t>
       </w:r>
       <w:r>
-        <w:t> and open the </w:t>
+        <w:rPr>
+          <w:b/>
+          <w:bCs/>
+        </w:rPr>
+        <w:t xml:space="preserve"> in Power Apps</w:t>
+      </w:r>
+      <w:r>
+        <w:t> </w:t>
+      </w:r>
+      <w:r>
+        <w:sym w:font="Wingdings" w:char="F0E0"/>
+      </w:r>
+      <w:r>
+        <w:t xml:space="preserve"> import solution </w:t>
+      </w:r>
+      <w:r>
+        <w:t>ConstructionFunding_1_0_0_1</w:t>
+      </w:r>
+      <w:r>
+        <w:t>.zip</w:t>
+      </w:r>
+      <w:r>
+        <w:t xml:space="preserve"> under Lab resource folder</w:t>
+      </w:r>
+    </w:p>
+    <w:p>
+      <w:pPr>
+        <w:ind w:left="720"/>
+      </w:pPr>
+      <w:r>
+        <w:drawing>
+          <wp:inline distT="0" distB="0" distL="0" distR="0" wp14:anchorId="2C02442D" wp14:editId="4B3CF2F8">
+            <wp:extent cx="4200556" cy="895357"/>
+            <wp:effectExtent l="0" t="0" r="0" b="0"/>
+            <wp:docPr id="898805081" name="Picture 1" descr="A screenshot of a computer&#10;&#10;AI-generated content may be incorrect."/>
+            <wp:cNvGraphicFramePr>
+              <a:graphicFrameLocks xmlns:a="http://schemas.openxmlformats.org/drawingml/2006/main" noChangeAspect="1"/>
+            </wp:cNvGraphicFramePr>
+            <a:graphic xmlns:a="http://schemas.openxmlformats.org/drawingml/2006/main">
+              <a:graphicData uri="http://schemas.openxmlformats.org/drawingml/2006/picture">
+                <pic:pic xmlns:pic="http://schemas.openxmlformats.org/drawingml/2006/picture">
+                  <pic:nvPicPr>
+                    <pic:cNvPr id="898805081" name="Picture 1" descr="A screenshot of a computer&#10;&#10;AI-generated content may be incorrect."/>
+                    <pic:cNvPicPr/>
+                  </pic:nvPicPr>
+                  <pic:blipFill>
+                    <a:blip r:embed="rId46"/>
+                    <a:stretch>
+                      <a:fillRect/>
+                    </a:stretch>
+                  </pic:blipFill>
+                  <pic:spPr>
+                    <a:xfrm>
+                      <a:off x="0" y="0"/>
+                      <a:ext cx="4200556" cy="895357"/>
+                    </a:xfrm>
+                    <a:prstGeom prst="rect">
+                      <a:avLst/>
+                    </a:prstGeom>
+                  </pic:spPr>
+                </pic:pic>
+              </a:graphicData>
+            </a:graphic>
+          </wp:inline>
+        </w:drawing>
+      </w:r>
+    </w:p>
+    <w:p>
+      <w:pPr>
+        <w:numPr>
+          <w:ilvl w:val="0"/>
+          <w:numId w:val="6"/>
+        </w:numPr>
+      </w:pPr>
+      <w:r>
+        <w:t>open the </w:t>
       </w:r>
       <w:r>
         <w:rPr>
@@ -3992,7 +4092,7 @@
                     </pic:cNvPicPr>
                   </pic:nvPicPr>
                   <pic:blipFill>
-                    <a:blip r:embed="rId44">
+                    <a:blip r:embed="rId47">
                       <a:extLst>
                         <a:ext uri="{28A0092B-C50C-407E-A947-70E740481C1C}">
                           <a14:useLocalDpi xmlns:a14="http://schemas.microsoft.com/office/drawing/2010/main" val="0"/>
@@ -4088,7 +4188,7 @@
                     </pic:cNvPicPr>
                   </pic:nvPicPr>
                   <pic:blipFill>
-                    <a:blip r:embed="rId45">
+                    <a:blip r:embed="rId48">
                       <a:extLst>
                         <a:ext uri="{28A0092B-C50C-407E-A947-70E740481C1C}">
                           <a14:useLocalDpi xmlns:a14="http://schemas.microsoft.com/office/drawing/2010/main" val="0"/>
@@ -4177,6 +4277,7 @@
         <w:rPr>
           <w:noProof/>
         </w:rPr>
+        <w:lastRenderedPageBreak/>
         <w:drawing>
           <wp:inline distT="0" distB="0" distL="0" distR="0" wp14:anchorId="3D21D4AE" wp14:editId="38D95594">
             <wp:extent cx="5731510" cy="2618740"/>
@@ -4195,7 +4296,7 @@
                     </pic:cNvPicPr>
                   </pic:nvPicPr>
                   <pic:blipFill>
-                    <a:blip r:embed="rId46">
+                    <a:blip r:embed="rId49">
                       <a:extLst>
                         <a:ext uri="{28A0092B-C50C-407E-A947-70E740481C1C}">
                           <a14:useLocalDpi xmlns:a14="http://schemas.microsoft.com/office/drawing/2010/main" val="0"/>
@@ -4235,7 +4336,6 @@
         </w:numPr>
       </w:pPr>
       <w:r>
-        <w:lastRenderedPageBreak/>
         <w:t>Select </w:t>
       </w:r>
       <w:r>
@@ -4324,7 +4424,7 @@
                     </pic:cNvPicPr>
                   </pic:nvPicPr>
                   <pic:blipFill>
-                    <a:blip r:embed="rId47">
+                    <a:blip r:embed="rId50">
                       <a:extLst>
                         <a:ext uri="{28A0092B-C50C-407E-A947-70E740481C1C}">
                           <a14:useLocalDpi xmlns:a14="http://schemas.microsoft.com/office/drawing/2010/main" val="0"/>
@@ -4449,7 +4549,6 @@
       <w:r>
         <w:t> field and select </w:t>
       </w:r>
-      <w:proofErr w:type="gramStart"/>
       <w:r>
         <w:rPr>
           <w:b/>
@@ -4457,7 +4556,6 @@
         </w:rPr>
         <w:t>To</w:t>
       </w:r>
-      <w:proofErr w:type="gramEnd"/>
       <w:r>
         <w:t> in the dynamic content pane.</w:t>
       </w:r>
@@ -4482,7 +4580,6 @@
       <w:r>
         <w:t> field and select </w:t>
       </w:r>
-      <w:proofErr w:type="gramStart"/>
       <w:r>
         <w:rPr>
           <w:b/>
@@ -4490,7 +4587,6 @@
         </w:rPr>
         <w:t>From</w:t>
       </w:r>
-      <w:proofErr w:type="gramEnd"/>
       <w:r>
         <w:t> in the dynamic content pane.</w:t>
       </w:r>
@@ -4593,7 +4689,7 @@
                     </pic:cNvPicPr>
                   </pic:nvPicPr>
                   <pic:blipFill>
-                    <a:blip r:embed="rId48">
+                    <a:blip r:embed="rId51">
                       <a:extLst>
                         <a:ext uri="{28A0092B-C50C-407E-A947-70E740481C1C}">
                           <a14:useLocalDpi xmlns:a14="http://schemas.microsoft.com/office/drawing/2010/main" val="0"/>
@@ -4721,7 +4817,7 @@
                     </pic:cNvPicPr>
                   </pic:nvPicPr>
                   <pic:blipFill>
-                    <a:blip r:embed="rId49">
+                    <a:blip r:embed="rId52">
                       <a:extLst>
                         <a:ext uri="{28A0092B-C50C-407E-A947-70E740481C1C}">
                           <a14:useLocalDpi xmlns:a14="http://schemas.microsoft.com/office/drawing/2010/main" val="0"/>
@@ -4808,7 +4904,7 @@
                     </pic:cNvPicPr>
                   </pic:nvPicPr>
                   <pic:blipFill>
-                    <a:blip r:embed="rId50">
+                    <a:blip r:embed="rId53">
                       <a:extLst>
                         <a:ext uri="{28A0092B-C50C-407E-A947-70E740481C1C}">
                           <a14:useLocalDpi xmlns:a14="http://schemas.microsoft.com/office/drawing/2010/main" val="0"/>
@@ -4924,29 +5020,8 @@
       </w:r>
     </w:p>
     <w:p>
-      <w:proofErr w:type="spellStart"/>
-      <w:r>
-        <w:t>triggerOutputs</w:t>
-      </w:r>
-      <w:proofErr w:type="spellEnd"/>
-      <w:r>
-        <w:t>(</w:t>
-      </w:r>
-      <w:proofErr w:type="gramStart"/>
-      <w:r>
-        <w:t>)?[</w:t>
-      </w:r>
-      <w:proofErr w:type="gramEnd"/>
-      <w:r>
-        <w:t>'body/attachments']?[</w:t>
-      </w:r>
-      <w:proofErr w:type="gramStart"/>
-      <w:r>
-        <w:t>0][</w:t>
-      </w:r>
-      <w:proofErr w:type="gramEnd"/>
-      <w:r>
-        <w:t>'id']</w:t>
+      <w:r>
+        <w:t>triggerOutputs()?['body/attachments']?[0]['id']</w:t>
       </w:r>
     </w:p>
     <w:p>
@@ -4972,7 +5047,7 @@
                     </pic:cNvPicPr>
                   </pic:nvPicPr>
                   <pic:blipFill>
-                    <a:blip r:embed="rId51">
+                    <a:blip r:embed="rId54">
                       <a:extLst>
                         <a:ext uri="{28A0092B-C50C-407E-A947-70E740481C1C}">
                           <a14:useLocalDpi xmlns:a14="http://schemas.microsoft.com/office/drawing/2010/main" val="0"/>
@@ -5024,7 +5099,6 @@
       <w:r>
         <w:t> and select </w:t>
       </w:r>
-      <w:proofErr w:type="gramStart"/>
       <w:r>
         <w:rPr>
           <w:b/>
@@ -5032,7 +5106,6 @@
         </w:rPr>
         <w:t>To</w:t>
       </w:r>
-      <w:proofErr w:type="gramEnd"/>
       <w:r>
         <w:t> from the dynamic content pane.</w:t>
       </w:r>
@@ -5444,7 +5517,7 @@
                     </pic:cNvPicPr>
                   </pic:nvPicPr>
                   <pic:blipFill>
-                    <a:blip r:embed="rId52">
+                    <a:blip r:embed="rId55">
                       <a:extLst>
                         <a:ext uri="{28A0092B-C50C-407E-A947-70E740481C1C}">
                           <a14:useLocalDpi xmlns:a14="http://schemas.microsoft.com/office/drawing/2010/main" val="0"/>
@@ -5571,7 +5644,7 @@
                     </pic:cNvPicPr>
                   </pic:nvPicPr>
                   <pic:blipFill>
-                    <a:blip r:embed="rId53">
+                    <a:blip r:embed="rId56">
                       <a:extLst>
                         <a:ext uri="{28A0092B-C50C-407E-A947-70E740481C1C}">
                           <a14:useLocalDpi xmlns:a14="http://schemas.microsoft.com/office/drawing/2010/main" val="0"/>
@@ -5658,7 +5731,7 @@
                     </pic:cNvPicPr>
                   </pic:nvPicPr>
                   <pic:blipFill>
-                    <a:blip r:embed="rId54">
+                    <a:blip r:embed="rId57">
                       <a:extLst>
                         <a:ext uri="{28A0092B-C50C-407E-A947-70E740481C1C}">
                           <a14:useLocalDpi xmlns:a14="http://schemas.microsoft.com/office/drawing/2010/main" val="0"/>
@@ -5754,7 +5827,7 @@
                     </pic:cNvPicPr>
                   </pic:nvPicPr>
                   <pic:blipFill>
-                    <a:blip r:embed="rId55">
+                    <a:blip r:embed="rId58">
                       <a:extLst>
                         <a:ext uri="{28A0092B-C50C-407E-A947-70E740481C1C}">
                           <a14:useLocalDpi xmlns:a14="http://schemas.microsoft.com/office/drawing/2010/main" val="0"/>
@@ -5842,7 +5915,7 @@
                     </pic:cNvPicPr>
                   </pic:nvPicPr>
                   <pic:blipFill>
-                    <a:blip r:embed="rId56">
+                    <a:blip r:embed="rId59">
                       <a:extLst>
                         <a:ext uri="{28A0092B-C50C-407E-A947-70E740481C1C}">
                           <a14:useLocalDpi xmlns:a14="http://schemas.microsoft.com/office/drawing/2010/main" val="0"/>
@@ -5928,7 +6001,7 @@
                     </pic:cNvPicPr>
                   </pic:nvPicPr>
                   <pic:blipFill>
-                    <a:blip r:embed="rId57">
+                    <a:blip r:embed="rId60">
                       <a:extLst>
                         <a:ext uri="{28A0092B-C50C-407E-A947-70E740481C1C}">
                           <a14:useLocalDpi xmlns:a14="http://schemas.microsoft.com/office/drawing/2010/main" val="0"/>
@@ -6026,15 +6099,7 @@
     </w:p>
     <w:p>
       <w:r>
-        <w:t>string(</w:t>
-      </w:r>
-      <w:proofErr w:type="gramStart"/>
-      <w:r>
-        <w:t>replace(</w:t>
-      </w:r>
-      <w:proofErr w:type="gramEnd"/>
-      <w:r>
-        <w:t>,'\$',''))</w:t>
+        <w:t>string(replace(,'\$',''))</w:t>
       </w:r>
     </w:p>
     <w:p>
@@ -6081,7 +6146,7 @@
                     </pic:cNvPicPr>
                   </pic:nvPicPr>
                   <pic:blipFill>
-                    <a:blip r:embed="rId58">
+                    <a:blip r:embed="rId61">
                       <a:extLst>
                         <a:ext uri="{28A0092B-C50C-407E-A947-70E740481C1C}">
                           <a14:useLocalDpi xmlns:a14="http://schemas.microsoft.com/office/drawing/2010/main" val="0"/>
@@ -6167,7 +6232,7 @@
                     </pic:cNvPicPr>
                   </pic:nvPicPr>
                   <pic:blipFill>
-                    <a:blip r:embed="rId59">
+                    <a:blip r:embed="rId62">
                       <a:extLst>
                         <a:ext uri="{28A0092B-C50C-407E-A947-70E740481C1C}">
                           <a14:useLocalDpi xmlns:a14="http://schemas.microsoft.com/office/drawing/2010/main" val="0"/>
@@ -6230,7 +6295,6 @@
       <w:r>
         <w:t>Click on the </w:t>
       </w:r>
-      <w:proofErr w:type="gramStart"/>
       <w:r>
         <w:rPr>
           <w:b/>
@@ -6238,7 +6302,6 @@
         </w:rPr>
         <w:t>Requested On</w:t>
       </w:r>
-      <w:proofErr w:type="gramEnd"/>
       <w:r>
         <w:t> field, got the dynamic content pane, select the </w:t>
       </w:r>
@@ -6252,30 +6315,12 @@
       <w:r>
         <w:t> tab, type </w:t>
       </w:r>
-      <w:proofErr w:type="spellStart"/>
-      <w:proofErr w:type="gramStart"/>
-      <w:r>
-        <w:rPr>
-          <w:b/>
-          <w:bCs/>
-        </w:rPr>
-        <w:t>utcNow</w:t>
-      </w:r>
-      <w:proofErr w:type="spellEnd"/>
-      <w:r>
-        <w:rPr>
-          <w:b/>
-          <w:bCs/>
-        </w:rPr>
-        <w:t>(</w:t>
-      </w:r>
-      <w:proofErr w:type="gramEnd"/>
-      <w:r>
-        <w:rPr>
-          <w:b/>
-          <w:bCs/>
-        </w:rPr>
-        <w:t>),</w:t>
+      <w:r>
+        <w:rPr>
+          <w:b/>
+          <w:bCs/>
+        </w:rPr>
+        <w:t>utcNow(),</w:t>
       </w:r>
       <w:r>
         <w:t> and click </w:t>
@@ -6315,7 +6360,7 @@
                     </pic:cNvPicPr>
                   </pic:nvPicPr>
                   <pic:blipFill>
-                    <a:blip r:embed="rId60">
+                    <a:blip r:embed="rId63">
                       <a:extLst>
                         <a:ext uri="{28A0092B-C50C-407E-A947-70E740481C1C}">
                           <a14:useLocalDpi xmlns:a14="http://schemas.microsoft.com/office/drawing/2010/main" val="0"/>
@@ -6409,7 +6454,6 @@
       <w:r>
         <w:t>Remove the </w:t>
       </w:r>
-      <w:proofErr w:type="spellStart"/>
       <w:r>
         <w:rPr>
           <w:b/>
@@ -6417,7 +6461,6 @@
         </w:rPr>
         <w:t>drawAmount</w:t>
       </w:r>
-      <w:proofErr w:type="spellEnd"/>
       <w:r>
         <w:t> value and paste the value you copied.</w:t>
       </w:r>
@@ -6445,7 +6488,7 @@
                     </pic:cNvPicPr>
                   </pic:nvPicPr>
                   <pic:blipFill>
-                    <a:blip r:embed="rId61">
+                    <a:blip r:embed="rId64">
                       <a:extLst>
                         <a:ext uri="{28A0092B-C50C-407E-A947-70E740481C1C}">
                           <a14:useLocalDpi xmlns:a14="http://schemas.microsoft.com/office/drawing/2010/main" val="0"/>
@@ -6508,7 +6551,6 @@
       <w:r>
         <w:t>Remove the </w:t>
       </w:r>
-      <w:proofErr w:type="spellStart"/>
       <w:r>
         <w:rPr>
           <w:b/>
@@ -6516,7 +6558,6 @@
         </w:rPr>
         <w:t>RequestedAmount</w:t>
       </w:r>
-      <w:proofErr w:type="spellEnd"/>
       <w:r>
         <w:t> value and paste the value you copied.</w:t>
       </w:r>
@@ -6545,7 +6586,7 @@
                     </pic:cNvPicPr>
                   </pic:nvPicPr>
                   <pic:blipFill>
-                    <a:blip r:embed="rId62">
+                    <a:blip r:embed="rId65">
                       <a:extLst>
                         <a:ext uri="{28A0092B-C50C-407E-A947-70E740481C1C}">
                           <a14:useLocalDpi xmlns:a14="http://schemas.microsoft.com/office/drawing/2010/main" val="0"/>
@@ -6652,7 +6693,7 @@
                     </pic:cNvPicPr>
                   </pic:nvPicPr>
                   <pic:blipFill>
-                    <a:blip r:embed="rId63">
+                    <a:blip r:embed="rId66">
                       <a:extLst>
                         <a:ext uri="{28A0092B-C50C-407E-A947-70E740481C1C}">
                           <a14:useLocalDpi xmlns:a14="http://schemas.microsoft.com/office/drawing/2010/main" val="0"/>
@@ -6776,7 +6817,7 @@
                     </pic:cNvPicPr>
                   </pic:nvPicPr>
                   <pic:blipFill>
-                    <a:blip r:embed="rId64">
+                    <a:blip r:embed="rId67">
                       <a:extLst>
                         <a:ext uri="{28A0092B-C50C-407E-A947-70E740481C1C}">
                           <a14:useLocalDpi xmlns:a14="http://schemas.microsoft.com/office/drawing/2010/main" val="0"/>
@@ -6870,7 +6911,7 @@
       <w:r>
         <w:t>Send an email to </w:t>
       </w:r>
-      <w:hyperlink r:id="rId65" w:history="1">
+      <w:hyperlink r:id="rId68" w:history="1">
         <w:r>
           <w:rPr>
             <w:rStyle w:val="Hyperlink"/>
@@ -6881,7 +6922,6 @@
       <w:r>
         <w:t> make sure the subject of the email is </w:t>
       </w:r>
-      <w:proofErr w:type="gramStart"/>
       <w:r>
         <w:rPr>
           <w:b/>
@@ -6889,7 +6929,6 @@
         </w:rPr>
         <w:t>MC3747</w:t>
       </w:r>
-      <w:proofErr w:type="gramEnd"/>
       <w:r>
         <w:t> and you attach the </w:t>
       </w:r>
@@ -6991,7 +7030,7 @@
                     </pic:cNvPicPr>
                   </pic:nvPicPr>
                   <pic:blipFill>
-                    <a:blip r:embed="rId66">
+                    <a:blip r:embed="rId69">
                       <a:extLst>
                         <a:ext uri="{28A0092B-C50C-407E-A947-70E740481C1C}">
                           <a14:useLocalDpi xmlns:a14="http://schemas.microsoft.com/office/drawing/2010/main" val="0"/>
@@ -7078,7 +7117,7 @@
                     </pic:cNvPicPr>
                   </pic:nvPicPr>
                   <pic:blipFill>
-                    <a:blip r:embed="rId67">
+                    <a:blip r:embed="rId70">
                       <a:extLst>
                         <a:ext uri="{28A0092B-C50C-407E-A947-70E740481C1C}">
                           <a14:useLocalDpi xmlns:a14="http://schemas.microsoft.com/office/drawing/2010/main" val="0"/>
@@ -7150,6 +7189,56 @@
     </w:sectPr>
   </w:body>
 </w:document>
+</file>
+
+<file path=word/endnotes.xml><?xml version="1.0" encoding="utf-8"?>
+<w:endnotes xmlns:wpc="http://schemas.microsoft.com/office/word/2010/wordprocessingCanvas" xmlns:cx="http://schemas.microsoft.com/office/drawing/2014/chartex" xmlns:cx1="http://schemas.microsoft.com/office/drawing/2015/9/8/chartex" xmlns:cx2="http://schemas.microsoft.com/office/drawing/2015/10/21/chartex" xmlns:cx3="http://schemas.microsoft.com/office/drawing/2016/5/9/chartex" xmlns:cx4="http://schemas.microsoft.com/office/drawing/2016/5/10/chartex" xmlns:cx5="http://schemas.microsoft.com/office/drawing/2016/5/11/chartex" xmlns:cx6="http://schemas.microsoft.com/office/drawing/2016/5/12/chartex" xmlns:cx7="http://schemas.microsoft.com/office/drawing/2016/5/13/chartex" xmlns:cx8="http://schemas.microsoft.com/office/drawing/2016/5/14/chartex" xmlns:mc="http://schemas.openxmlformats.org/markup-compatibility/2006" xmlns:aink="http://schemas.microsoft.com/office/drawing/2016/ink" xmlns:am3d="http://schemas.microsoft.com/office/drawing/2017/model3d" xmlns:o="urn:schemas-microsoft-com:office:office" xmlns:oel="http://schemas.microsoft.com/office/2019/extlst" xmlns:r="http://schemas.openxmlformats.org/officeDocument/2006/relationships" xmlns:m="http://schemas.openxmlformats.org/officeDocument/2006/math" xmlns:v="urn:schemas-microsoft-com:vml" xmlns:wp14="http://schemas.microsoft.com/office/word/2010/wordprocessingDrawing" xmlns:wp="http://schemas.openxmlformats.org/drawingml/2006/wordprocessingDrawing" xmlns:w10="urn:schemas-microsoft-com:office:word" xmlns:w="http://schemas.openxmlformats.org/wordprocessingml/2006/main" xmlns:w14="http://schemas.microsoft.com/office/word/2010/wordml" xmlns:w15="http://schemas.microsoft.com/office/word/2012/wordml" xmlns:w16cex="http://schemas.microsoft.com/office/word/2018/wordml/cex" xmlns:w16cid="http://schemas.microsoft.com/office/word/2016/wordml/cid" xmlns:w16="http://schemas.microsoft.com/office/word/2018/wordml" xmlns:w16du="http://schemas.microsoft.com/office/word/2023/wordml/word16du" xmlns:w16sdtdh="http://schemas.microsoft.com/office/word/2020/wordml/sdtdatahash" xmlns:w16sdtfl="http://schemas.microsoft.com/office/word/2024/wordml/sdtformatlock" xmlns:w16se="http://schemas.microsoft.com/office/word/2015/wordml/symex" xmlns:wpg="http://schemas.microsoft.com/office/word/2010/wordprocessingGroup" xmlns:wpi="http://schemas.microsoft.com/office/word/2010/wordprocessingInk" xmlns:wne="http://schemas.microsoft.com/office/word/2006/wordml" xmlns:wps="http://schemas.microsoft.com/office/word/2010/wordprocessingShape" mc:Ignorable="w14 w15 w16se w16cid w16 w16cex w16sdtdh w16sdtfl w16du wp14">
+  <w:endnote w:type="separator" w:id="-1">
+    <w:p>
+      <w:pPr>
+        <w:spacing w:after="0" w:line="240" w:lineRule="auto"/>
+      </w:pPr>
+      <w:r>
+        <w:separator/>
+      </w:r>
+    </w:p>
+  </w:endnote>
+  <w:endnote w:type="continuationSeparator" w:id="0">
+    <w:p>
+      <w:pPr>
+        <w:spacing w:after="0" w:line="240" w:lineRule="auto"/>
+      </w:pPr>
+      <w:r>
+        <w:continuationSeparator/>
+      </w:r>
+    </w:p>
+  </w:endnote>
+</w:endnotes>
+</file>
+
+<file path=word/footnotes.xml><?xml version="1.0" encoding="utf-8"?>
+<w:footnotes xmlns:wpc="http://schemas.microsoft.com/office/word/2010/wordprocessingCanvas" xmlns:cx="http://schemas.microsoft.com/office/drawing/2014/chartex" xmlns:cx1="http://schemas.microsoft.com/office/drawing/2015/9/8/chartex" xmlns:cx2="http://schemas.microsoft.com/office/drawing/2015/10/21/chartex" xmlns:cx3="http://schemas.microsoft.com/office/drawing/2016/5/9/chartex" xmlns:cx4="http://schemas.microsoft.com/office/drawing/2016/5/10/chartex" xmlns:cx5="http://schemas.microsoft.com/office/drawing/2016/5/11/chartex" xmlns:cx6="http://schemas.microsoft.com/office/drawing/2016/5/12/chartex" xmlns:cx7="http://schemas.microsoft.com/office/drawing/2016/5/13/chartex" xmlns:cx8="http://schemas.microsoft.com/office/drawing/2016/5/14/chartex" xmlns:mc="http://schemas.openxmlformats.org/markup-compatibility/2006" xmlns:aink="http://schemas.microsoft.com/office/drawing/2016/ink" xmlns:am3d="http://schemas.microsoft.com/office/drawing/2017/model3d" xmlns:o="urn:schemas-microsoft-com:office:office" xmlns:oel="http://schemas.microsoft.com/office/2019/extlst" xmlns:r="http://schemas.openxmlformats.org/officeDocument/2006/relationships" xmlns:m="http://schemas.openxmlformats.org/officeDocument/2006/math" xmlns:v="urn:schemas-microsoft-com:vml" xmlns:wp14="http://schemas.microsoft.com/office/word/2010/wordprocessingDrawing" xmlns:wp="http://schemas.openxmlformats.org/drawingml/2006/wordprocessingDrawing" xmlns:w10="urn:schemas-microsoft-com:office:word" xmlns:w="http://schemas.openxmlformats.org/wordprocessingml/2006/main" xmlns:w14="http://schemas.microsoft.com/office/word/2010/wordml" xmlns:w15="http://schemas.microsoft.com/office/word/2012/wordml" xmlns:w16cex="http://schemas.microsoft.com/office/word/2018/wordml/cex" xmlns:w16cid="http://schemas.microsoft.com/office/word/2016/wordml/cid" xmlns:w16="http://schemas.microsoft.com/office/word/2018/wordml" xmlns:w16du="http://schemas.microsoft.com/office/word/2023/wordml/word16du" xmlns:w16sdtdh="http://schemas.microsoft.com/office/word/2020/wordml/sdtdatahash" xmlns:w16sdtfl="http://schemas.microsoft.com/office/word/2024/wordml/sdtformatlock" xmlns:w16se="http://schemas.microsoft.com/office/word/2015/wordml/symex" xmlns:wpg="http://schemas.microsoft.com/office/word/2010/wordprocessingGroup" xmlns:wpi="http://schemas.microsoft.com/office/word/2010/wordprocessingInk" xmlns:wne="http://schemas.microsoft.com/office/word/2006/wordml" xmlns:wps="http://schemas.microsoft.com/office/word/2010/wordprocessingShape" mc:Ignorable="w14 w15 w16se w16cid w16 w16cex w16sdtdh w16sdtfl w16du wp14">
+  <w:footnote w:type="separator" w:id="-1">
+    <w:p>
+      <w:pPr>
+        <w:spacing w:after="0" w:line="240" w:lineRule="auto"/>
+      </w:pPr>
+      <w:r>
+        <w:separator/>
+      </w:r>
+    </w:p>
+  </w:footnote>
+  <w:footnote w:type="continuationSeparator" w:id="0">
+    <w:p>
+      <w:pPr>
+        <w:spacing w:after="0" w:line="240" w:lineRule="auto"/>
+      </w:pPr>
+      <w:r>
+        <w:continuationSeparator/>
+      </w:r>
+    </w:p>
+  </w:footnote>
+</w:footnotes>
 </file>
 
 <file path=word/numbering.xml><?xml version="1.0" encoding="utf-8"?>
@@ -8945,6 +9034,50 @@
       <w:shd w:val="clear" w:color="auto" w:fill="E1DFDD"/>
     </w:rPr>
   </w:style>
+  <w:style w:type="paragraph" w:styleId="Header">
+    <w:name w:val="header"/>
+    <w:basedOn w:val="Normal"/>
+    <w:link w:val="HeaderChar"/>
+    <w:uiPriority w:val="99"/>
+    <w:unhideWhenUsed/>
+    <w:rsid w:val="00D67474"/>
+    <w:pPr>
+      <w:tabs>
+        <w:tab w:val="center" w:pos="4513"/>
+        <w:tab w:val="right" w:pos="9026"/>
+      </w:tabs>
+      <w:spacing w:after="0" w:line="240" w:lineRule="auto"/>
+    </w:pPr>
+  </w:style>
+  <w:style w:type="character" w:customStyle="1" w:styleId="HeaderChar">
+    <w:name w:val="Header Char"/>
+    <w:basedOn w:val="DefaultParagraphFont"/>
+    <w:link w:val="Header"/>
+    <w:uiPriority w:val="99"/>
+    <w:rsid w:val="00D67474"/>
+  </w:style>
+  <w:style w:type="paragraph" w:styleId="Footer">
+    <w:name w:val="footer"/>
+    <w:basedOn w:val="Normal"/>
+    <w:link w:val="FooterChar"/>
+    <w:uiPriority w:val="99"/>
+    <w:unhideWhenUsed/>
+    <w:rsid w:val="00D67474"/>
+    <w:pPr>
+      <w:tabs>
+        <w:tab w:val="center" w:pos="4513"/>
+        <w:tab w:val="right" w:pos="9026"/>
+      </w:tabs>
+      <w:spacing w:after="0" w:line="240" w:lineRule="auto"/>
+    </w:pPr>
+  </w:style>
+  <w:style w:type="character" w:customStyle="1" w:styleId="FooterChar">
+    <w:name w:val="Footer Char"/>
+    <w:basedOn w:val="DefaultParagraphFont"/>
+    <w:link w:val="Footer"/>
+    <w:uiPriority w:val="99"/>
+    <w:rsid w:val="00D67474"/>
+  </w:style>
 </w:styles>
 </file>
 

--- a/Labs/Week 1/M4 H1 Integrate AI Builder.docx
+++ b/Labs/Week 1/M4 H1 Integrate AI Builder.docx
@@ -607,7 +607,7 @@
         </w:rPr>
         <w:lastRenderedPageBreak/>
         <w:drawing>
-          <wp:inline distT="0" distB="0" distL="0" distR="0" wp14:anchorId="303D2D99" wp14:editId="283A6CDA">
+          <wp:inline distT="0" distB="0" distL="0" distR="0" wp14:anchorId="303D2D99" wp14:editId="34E1C7BC">
             <wp:extent cx="5731510" cy="3153410"/>
             <wp:effectExtent l="0" t="0" r="2540" b="8890"/>
             <wp:docPr id="62489935" name="Picture 123" descr="select as described"/>
@@ -3429,7 +3429,7 @@
         </w:rPr>
         <w:lastRenderedPageBreak/>
         <w:drawing>
-          <wp:inline distT="0" distB="0" distL="0" distR="0" wp14:anchorId="1F96889A" wp14:editId="3CA88671">
+          <wp:inline distT="0" distB="0" distL="0" distR="0" wp14:anchorId="1F96889A" wp14:editId="695D21AD">
             <wp:extent cx="5731510" cy="1746250"/>
             <wp:effectExtent l="0" t="0" r="2540" b="6350"/>
             <wp:docPr id="459524311" name="Picture 93" descr="review and test"/>
@@ -3795,7 +3795,21 @@
           <w:b/>
           <w:bCs/>
         </w:rPr>
-        <w:t>Exercise 2: Modify flow to use AI Builder model</w:t>
+        <w:t xml:space="preserve">Exercise 2: </w:t>
+      </w:r>
+      <w:r>
+        <w:rPr>
+          <w:b/>
+          <w:bCs/>
+        </w:rPr>
+        <w:t>Create a</w:t>
+      </w:r>
+      <w:r>
+        <w:rPr>
+          <w:b/>
+          <w:bCs/>
+        </w:rPr>
+        <w:t xml:space="preserve"> flow to use AI Builder model</w:t>
       </w:r>
     </w:p>
     <w:p>
@@ -3843,32 +3857,76 @@
       </w:pPr>
       <w:r>
         <w:lastRenderedPageBreak/>
-        <w:t xml:space="preserve">Import the solution from </w:t>
-      </w:r>
-      <w:r>
-        <w:rPr>
-          <w:b/>
-          <w:bCs/>
-        </w:rPr>
-        <w:t>Labresource</w:t>
-      </w:r>
-      <w:r>
-        <w:rPr>
-          <w:b/>
-          <w:bCs/>
-        </w:rPr>
+        <w:t>Select </w:t>
+      </w:r>
+      <w:r>
+        <w:rPr>
+          <w:b/>
+          <w:bCs/>
+        </w:rPr>
+        <w:t>Solutions</w:t>
+      </w:r>
+      <w:r>
+        <w:t> </w:t>
+      </w:r>
+      <w:r>
+        <w:sym w:font="Wingdings" w:char="F0E0"/>
+      </w:r>
+      <w:r>
+        <w:t xml:space="preserve"> </w:t>
+      </w:r>
+      <w:r>
+        <w:t>Supply Chain Order</w:t>
+      </w:r>
+    </w:p>
+    <w:p>
+      <w:pPr>
+        <w:numPr>
+          <w:ilvl w:val="0"/>
+          <w:numId w:val="6"/>
+        </w:numPr>
+      </w:pPr>
+      <w:r>
+        <w:t>open the </w:t>
+      </w:r>
+      <w:r>
+        <w:rPr>
+          <w:b/>
+          <w:bCs/>
+        </w:rPr>
+        <w:t>Supply Chain Order</w:t>
+      </w:r>
+      <w:r>
+        <w:rPr>
+          <w:b/>
+          <w:bCs/>
+        </w:rPr>
+        <w:t xml:space="preserve"> </w:t>
+      </w:r>
+      <w:r>
+        <w:t>solution.</w:t>
+      </w:r>
+    </w:p>
+    <w:p>
+      <w:pPr>
+        <w:numPr>
+          <w:ilvl w:val="0"/>
+          <w:numId w:val="6"/>
+        </w:numPr>
+      </w:pPr>
+      <w:r>
+        <w:t>Click </w:t>
+      </w:r>
+      <w:r>
+        <w:rPr>
+          <w:b/>
+          <w:bCs/>
+        </w:rPr>
+        <w:t>Add Existing | AI Model</w:t>
+      </w:r>
+      <w:r>
         <w:t>.</w:t>
       </w:r>
-      <w:r>
-        <w:rPr>
-          <w:b/>
-          <w:bCs/>
-        </w:rPr>
-        <w:t>zip</w:t>
-      </w:r>
-      <w:r>
-        <w:t xml:space="preserve"> file extract it </w:t>
-      </w:r>
     </w:p>
     <w:p>
       <w:pPr>
@@ -3878,6 +3936,37 @@
         </w:numPr>
       </w:pPr>
       <w:r>
+        <w:t>Select your </w:t>
+      </w:r>
+      <w:r>
+        <w:rPr>
+          <w:b/>
+          <w:bCs/>
+        </w:rPr>
+        <w:t>Document Processing</w:t>
+      </w:r>
+      <w:r>
+        <w:t> model and click </w:t>
+      </w:r>
+      <w:r>
+        <w:rPr>
+          <w:b/>
+          <w:bCs/>
+        </w:rPr>
+        <w:t>Add</w:t>
+      </w:r>
+      <w:r>
+        <w:t>.</w:t>
+      </w:r>
+    </w:p>
+    <w:p>
+      <w:pPr>
+        <w:numPr>
+          <w:ilvl w:val="0"/>
+          <w:numId w:val="6"/>
+        </w:numPr>
+      </w:pPr>
+      <w:r>
         <w:t>Select </w:t>
       </w:r>
       <w:r>
@@ -3885,188 +3974,13 @@
           <w:b/>
           <w:bCs/>
         </w:rPr>
-        <w:t>Solutions</w:t>
-      </w:r>
-      <w:r>
-        <w:rPr>
-          <w:b/>
-          <w:bCs/>
-        </w:rPr>
-        <w:t xml:space="preserve"> in Power Apps</w:t>
-      </w:r>
-      <w:r>
-        <w:t> </w:t>
-      </w:r>
-      <w:r>
-        <w:sym w:font="Wingdings" w:char="F0E0"/>
-      </w:r>
-      <w:r>
-        <w:t xml:space="preserve"> import solution </w:t>
-      </w:r>
-      <w:r>
-        <w:t>ConstructionFunding_1_0_0_1</w:t>
-      </w:r>
-      <w:r>
-        <w:t>.zip</w:t>
-      </w:r>
-      <w:r>
-        <w:t xml:space="preserve"> under Lab resource folder</w:t>
-      </w:r>
-    </w:p>
-    <w:p>
-      <w:pPr>
-        <w:ind w:left="720"/>
-      </w:pPr>
-      <w:r>
-        <w:drawing>
-          <wp:inline distT="0" distB="0" distL="0" distR="0" wp14:anchorId="2C02442D" wp14:editId="4B3CF2F8">
-            <wp:extent cx="4200556" cy="895357"/>
-            <wp:effectExtent l="0" t="0" r="0" b="0"/>
-            <wp:docPr id="898805081" name="Picture 1" descr="A screenshot of a computer&#10;&#10;AI-generated content may be incorrect."/>
-            <wp:cNvGraphicFramePr>
-              <a:graphicFrameLocks xmlns:a="http://schemas.openxmlformats.org/drawingml/2006/main" noChangeAspect="1"/>
-            </wp:cNvGraphicFramePr>
-            <a:graphic xmlns:a="http://schemas.openxmlformats.org/drawingml/2006/main">
-              <a:graphicData uri="http://schemas.openxmlformats.org/drawingml/2006/picture">
-                <pic:pic xmlns:pic="http://schemas.openxmlformats.org/drawingml/2006/picture">
-                  <pic:nvPicPr>
-                    <pic:cNvPr id="898805081" name="Picture 1" descr="A screenshot of a computer&#10;&#10;AI-generated content may be incorrect."/>
-                    <pic:cNvPicPr/>
-                  </pic:nvPicPr>
-                  <pic:blipFill>
-                    <a:blip r:embed="rId46"/>
-                    <a:stretch>
-                      <a:fillRect/>
-                    </a:stretch>
-                  </pic:blipFill>
-                  <pic:spPr>
-                    <a:xfrm>
-                      <a:off x="0" y="0"/>
-                      <a:ext cx="4200556" cy="895357"/>
-                    </a:xfrm>
-                    <a:prstGeom prst="rect">
-                      <a:avLst/>
-                    </a:prstGeom>
-                  </pic:spPr>
-                </pic:pic>
-              </a:graphicData>
-            </a:graphic>
-          </wp:inline>
-        </w:drawing>
-      </w:r>
-    </w:p>
-    <w:p>
-      <w:pPr>
-        <w:numPr>
-          <w:ilvl w:val="0"/>
-          <w:numId w:val="6"/>
-        </w:numPr>
-      </w:pPr>
-      <w:r>
-        <w:t>open the </w:t>
-      </w:r>
-      <w:r>
-        <w:rPr>
-          <w:b/>
-          <w:bCs/>
-        </w:rPr>
-        <w:t>Construction Funding</w:t>
-      </w:r>
-      <w:r>
-        <w:t> solution.</w:t>
-      </w:r>
-    </w:p>
-    <w:p>
-      <w:pPr>
-        <w:numPr>
-          <w:ilvl w:val="0"/>
-          <w:numId w:val="6"/>
-        </w:numPr>
-      </w:pPr>
-      <w:r>
-        <w:t>Click </w:t>
-      </w:r>
-      <w:r>
-        <w:rPr>
-          <w:b/>
-          <w:bCs/>
-        </w:rPr>
-        <w:t>Add Existing | AI Model</w:t>
-      </w:r>
-      <w:r>
-        <w:t>.</w:t>
-      </w:r>
-    </w:p>
-    <w:p>
-      <w:pPr>
-        <w:numPr>
-          <w:ilvl w:val="0"/>
-          <w:numId w:val="6"/>
-        </w:numPr>
-      </w:pPr>
-      <w:r>
-        <w:t>Select your </w:t>
-      </w:r>
-      <w:r>
-        <w:rPr>
-          <w:b/>
-          <w:bCs/>
-        </w:rPr>
-        <w:t>Document Processing</w:t>
-      </w:r>
-      <w:r>
-        <w:t> model and click </w:t>
-      </w:r>
-      <w:r>
-        <w:rPr>
-          <w:b/>
-          <w:bCs/>
-        </w:rPr>
-        <w:t>Add</w:t>
-      </w:r>
-      <w:r>
-        <w:t>.</w:t>
-      </w:r>
-    </w:p>
-    <w:p>
-      <w:pPr>
-        <w:numPr>
-          <w:ilvl w:val="0"/>
-          <w:numId w:val="6"/>
-        </w:numPr>
-      </w:pPr>
-      <w:r>
-        <w:t>Select </w:t>
-      </w:r>
-      <w:r>
-        <w:rPr>
-          <w:b/>
-          <w:bCs/>
-        </w:rPr>
         <w:t>Cloud flows</w:t>
       </w:r>
       <w:r>
-        <w:t>, select </w:t>
-      </w:r>
-      <w:r>
-        <w:rPr>
-          <w:b/>
-          <w:bCs/>
-        </w:rPr>
-        <w:t>Process Construction Funding Request</w:t>
-      </w:r>
-      <w:r>
-        <w:t> flow and click </w:t>
-      </w:r>
-      <w:r>
-        <w:rPr>
-          <w:b/>
-          <w:bCs/>
-        </w:rPr>
-        <w:t>Edit</w:t>
-      </w:r>
-      <w:r>
-        <w:t>.</w:t>
+        <w:t xml:space="preserve">, </w:t>
+      </w:r>
+      <w:r>
+        <w:t>Click New and create new Instant flow.</w:t>
       </w:r>
     </w:p>
     <w:p>
@@ -4092,7 +4006,7 @@
                     </pic:cNvPicPr>
                   </pic:nvPicPr>
                   <pic:blipFill>
-                    <a:blip r:embed="rId47">
+                    <a:blip r:embed="rId46">
                       <a:extLst>
                         <a:ext uri="{28A0092B-C50C-407E-A947-70E740481C1C}">
                           <a14:useLocalDpi xmlns:a14="http://schemas.microsoft.com/office/drawing/2010/main" val="0"/>
@@ -4125,56 +4039,23 @@
       </w:r>
     </w:p>
     <w:p>
-      <w:pPr>
-        <w:numPr>
-          <w:ilvl w:val="0"/>
-          <w:numId w:val="6"/>
-        </w:numPr>
-      </w:pPr>
-      <w:r>
-        <w:t>Click </w:t>
-      </w:r>
-      <w:r>
-        <w:rPr>
-          <w:b/>
-          <w:bCs/>
-        </w:rPr>
-        <w:t>+</w:t>
-      </w:r>
-      <w:r>
-        <w:t> insert new step after the </w:t>
-      </w:r>
-      <w:r>
-        <w:rPr>
-          <w:b/>
-          <w:bCs/>
-        </w:rPr>
-        <w:t>Get loan</w:t>
-      </w:r>
-      <w:r>
-        <w:t> step and select </w:t>
-      </w:r>
-      <w:r>
-        <w:rPr>
-          <w:b/>
-          <w:bCs/>
-        </w:rPr>
-        <w:t>Add an action</w:t>
-      </w:r>
-      <w:r>
-        <w:t>.</w:t>
-      </w:r>
-    </w:p>
-    <w:p>
-      <w:r>
-        <w:rPr>
-          <w:noProof/>
-        </w:rPr>
+      <w:r>
+        <w:t xml:space="preserve">Steps in flow </w:t>
+      </w:r>
+      <w:r>
+        <w:sym w:font="Wingdings" w:char="F0E0"/>
+      </w:r>
+      <w:r>
+        <w:t xml:space="preserve"> Manually trigger , Add file type as input</w:t>
+      </w:r>
+    </w:p>
+    <w:p>
+      <w:r>
         <w:drawing>
-          <wp:inline distT="0" distB="0" distL="0" distR="0" wp14:anchorId="084E410A" wp14:editId="53233542">
-            <wp:extent cx="5543550" cy="1695450"/>
-            <wp:effectExtent l="0" t="0" r="0" b="0"/>
-            <wp:docPr id="89001708" name="Picture 88" descr="add an action"/>
+          <wp:inline distT="0" distB="0" distL="0" distR="0" wp14:anchorId="09C58652" wp14:editId="5FF463E7">
+            <wp:extent cx="5731510" cy="1600835"/>
+            <wp:effectExtent l="0" t="0" r="2540" b="0"/>
+            <wp:docPr id="205727623" name="Picture 1" descr="A screenshot of a computer&#10;&#10;AI-generated content may be incorrect."/>
             <wp:cNvGraphicFramePr>
               <a:graphicFrameLocks xmlns:a="http://schemas.openxmlformats.org/drawingml/2006/main" noChangeAspect="1"/>
             </wp:cNvGraphicFramePr>
@@ -4182,36 +4063,23 @@
               <a:graphicData uri="http://schemas.openxmlformats.org/drawingml/2006/picture">
                 <pic:pic xmlns:pic="http://schemas.openxmlformats.org/drawingml/2006/picture">
                   <pic:nvPicPr>
-                    <pic:cNvPr id="0" name="Picture 361" descr="add an action"/>
-                    <pic:cNvPicPr>
-                      <a:picLocks noChangeAspect="1" noChangeArrowheads="1"/>
-                    </pic:cNvPicPr>
+                    <pic:cNvPr id="205727623" name="Picture 1" descr="A screenshot of a computer&#10;&#10;AI-generated content may be incorrect."/>
+                    <pic:cNvPicPr/>
                   </pic:nvPicPr>
                   <pic:blipFill>
-                    <a:blip r:embed="rId48">
-                      <a:extLst>
-                        <a:ext uri="{28A0092B-C50C-407E-A947-70E740481C1C}">
-                          <a14:useLocalDpi xmlns:a14="http://schemas.microsoft.com/office/drawing/2010/main" val="0"/>
-                        </a:ext>
-                      </a:extLst>
-                    </a:blip>
-                    <a:srcRect/>
+                    <a:blip r:embed="rId47"/>
                     <a:stretch>
                       <a:fillRect/>
                     </a:stretch>
                   </pic:blipFill>
-                  <pic:spPr bwMode="auto">
+                  <pic:spPr>
                     <a:xfrm>
                       <a:off x="0" y="0"/>
-                      <a:ext cx="5543550" cy="1695450"/>
+                      <a:ext cx="5731510" cy="1600835"/>
                     </a:xfrm>
                     <a:prstGeom prst="rect">
                       <a:avLst/>
                     </a:prstGeom>
-                    <a:noFill/>
-                    <a:ln>
-                      <a:noFill/>
-                    </a:ln>
                   </pic:spPr>
                 </pic:pic>
               </a:graphicData>
@@ -4221,68 +4089,17 @@
       </w:r>
     </w:p>
     <w:p>
-      <w:pPr>
-        <w:numPr>
-          <w:ilvl w:val="0"/>
-          <w:numId w:val="6"/>
-        </w:numPr>
-      </w:pPr>
-      <w:r>
-        <w:t>Select the </w:t>
-      </w:r>
-      <w:r>
-        <w:rPr>
-          <w:b/>
-          <w:bCs/>
-        </w:rPr>
-        <w:t>Condition</w:t>
-      </w:r>
-      <w:r>
-        <w:t> action from the </w:t>
-      </w:r>
-      <w:r>
-        <w:rPr>
-          <w:b/>
-          <w:bCs/>
-        </w:rPr>
-        <w:t>Control</w:t>
-      </w:r>
-      <w:r>
-        <w:t> connector.</w:t>
-      </w:r>
-    </w:p>
-    <w:p>
-      <w:pPr>
-        <w:numPr>
-          <w:ilvl w:val="0"/>
-          <w:numId w:val="6"/>
-        </w:numPr>
-      </w:pPr>
-      <w:r>
-        <w:t>Click the first operand field and select </w:t>
-      </w:r>
-      <w:r>
-        <w:rPr>
-          <w:b/>
-          <w:bCs/>
-        </w:rPr>
-        <w:t>Has Attachment</w:t>
-      </w:r>
-      <w:r>
-        <w:t> from the dynamic content pane.</w:t>
-      </w:r>
-    </w:p>
-    <w:p>
-      <w:r>
-        <w:rPr>
-          <w:noProof/>
-        </w:rPr>
-        <w:lastRenderedPageBreak/>
+      <w:r>
+        <w:t>Add the Process model</w:t>
+      </w:r>
+    </w:p>
+    <w:p>
+      <w:r>
         <w:drawing>
-          <wp:inline distT="0" distB="0" distL="0" distR="0" wp14:anchorId="3D21D4AE" wp14:editId="38D95594">
-            <wp:extent cx="5731510" cy="2618740"/>
-            <wp:effectExtent l="0" t="0" r="2540" b="0"/>
-            <wp:docPr id="1982321978" name="Picture 87" descr="select as described"/>
+          <wp:inline distT="0" distB="0" distL="0" distR="0" wp14:anchorId="46B769B9" wp14:editId="676F137A">
+            <wp:extent cx="5731510" cy="2260600"/>
+            <wp:effectExtent l="0" t="0" r="2540" b="6350"/>
+            <wp:docPr id="1348460744" name="Picture 1" descr="A screenshot of a computer&#10;&#10;AI-generated content may be incorrect."/>
             <wp:cNvGraphicFramePr>
               <a:graphicFrameLocks xmlns:a="http://schemas.openxmlformats.org/drawingml/2006/main" noChangeAspect="1"/>
             </wp:cNvGraphicFramePr>
@@ -4290,36 +4107,23 @@
               <a:graphicData uri="http://schemas.openxmlformats.org/drawingml/2006/picture">
                 <pic:pic xmlns:pic="http://schemas.openxmlformats.org/drawingml/2006/picture">
                   <pic:nvPicPr>
-                    <pic:cNvPr id="0" name="Picture 362" descr="select as described"/>
-                    <pic:cNvPicPr>
-                      <a:picLocks noChangeAspect="1" noChangeArrowheads="1"/>
-                    </pic:cNvPicPr>
+                    <pic:cNvPr id="1348460744" name="Picture 1" descr="A screenshot of a computer&#10;&#10;AI-generated content may be incorrect."/>
+                    <pic:cNvPicPr/>
                   </pic:nvPicPr>
                   <pic:blipFill>
-                    <a:blip r:embed="rId49">
-                      <a:extLst>
-                        <a:ext uri="{28A0092B-C50C-407E-A947-70E740481C1C}">
-                          <a14:useLocalDpi xmlns:a14="http://schemas.microsoft.com/office/drawing/2010/main" val="0"/>
-                        </a:ext>
-                      </a:extLst>
-                    </a:blip>
-                    <a:srcRect/>
+                    <a:blip r:embed="rId48"/>
                     <a:stretch>
                       <a:fillRect/>
                     </a:stretch>
                   </pic:blipFill>
-                  <pic:spPr bwMode="auto">
+                  <pic:spPr>
                     <a:xfrm>
                       <a:off x="0" y="0"/>
-                      <a:ext cx="5731510" cy="2618740"/>
+                      <a:ext cx="5731510" cy="2260600"/>
                     </a:xfrm>
                     <a:prstGeom prst="rect">
                       <a:avLst/>
                     </a:prstGeom>
-                    <a:noFill/>
-                    <a:ln>
-                      <a:noFill/>
-                    </a:ln>
                   </pic:spPr>
                 </pic:pic>
               </a:graphicData>
@@ -4329,88 +4133,18 @@
       </w:r>
     </w:p>
     <w:p>
-      <w:pPr>
-        <w:numPr>
-          <w:ilvl w:val="0"/>
-          <w:numId w:val="6"/>
-        </w:numPr>
-      </w:pPr>
-      <w:r>
-        <w:t>Select </w:t>
-      </w:r>
-      <w:r>
-        <w:rPr>
-          <w:b/>
-          <w:bCs/>
-        </w:rPr>
-        <w:t>is equal to</w:t>
-      </w:r>
-      <w:r>
-        <w:t> for operator.</w:t>
-      </w:r>
-    </w:p>
-    <w:p>
-      <w:pPr>
-        <w:numPr>
-          <w:ilvl w:val="0"/>
-          <w:numId w:val="6"/>
-        </w:numPr>
-      </w:pPr>
-      <w:r>
-        <w:t>Click on the second operand field, go to the dynamic content pane, and select the </w:t>
-      </w:r>
-      <w:r>
-        <w:rPr>
-          <w:b/>
-          <w:bCs/>
-        </w:rPr>
-        <w:t>Expression</w:t>
-      </w:r>
-      <w:r>
-        <w:t> tab.</w:t>
-      </w:r>
-    </w:p>
-    <w:p>
-      <w:pPr>
-        <w:numPr>
-          <w:ilvl w:val="0"/>
-          <w:numId w:val="6"/>
-        </w:numPr>
-      </w:pPr>
-      <w:r>
-        <w:t>Type </w:t>
-      </w:r>
-      <w:r>
-        <w:rPr>
-          <w:b/>
-          <w:bCs/>
-        </w:rPr>
-        <w:t>true</w:t>
-      </w:r>
-      <w:r>
-        <w:t> and click </w:t>
-      </w:r>
-      <w:r>
-        <w:rPr>
-          <w:b/>
-          <w:bCs/>
-        </w:rPr>
-        <w:t>OK</w:t>
-      </w:r>
-      <w:r>
-        <w:t>.</w:t>
-      </w:r>
-    </w:p>
-    <w:p>
-      <w:r>
-        <w:rPr>
-          <w:noProof/>
-        </w:rPr>
+      <w:r>
+        <w:t>Initialize a variable</w:t>
+      </w:r>
+    </w:p>
+    <w:p>
+      <w:r>
+        <w:lastRenderedPageBreak/>
         <w:drawing>
-          <wp:inline distT="0" distB="0" distL="0" distR="0" wp14:anchorId="55E8EBF4" wp14:editId="740CD6D7">
-            <wp:extent cx="5731510" cy="2084705"/>
-            <wp:effectExtent l="0" t="0" r="2540" b="0"/>
-            <wp:docPr id="1283223376" name="Picture 86" descr="select as described"/>
+          <wp:inline distT="0" distB="0" distL="0" distR="0" wp14:anchorId="0A7AA81D" wp14:editId="580D27C1">
+            <wp:extent cx="5731510" cy="1877695"/>
+            <wp:effectExtent l="0" t="0" r="2540" b="8255"/>
+            <wp:docPr id="1580140549" name="Picture 1" descr="A screenshot of a computer&#10;&#10;AI-generated content may be incorrect."/>
             <wp:cNvGraphicFramePr>
               <a:graphicFrameLocks xmlns:a="http://schemas.openxmlformats.org/drawingml/2006/main" noChangeAspect="1"/>
             </wp:cNvGraphicFramePr>
@@ -4418,36 +4152,23 @@
               <a:graphicData uri="http://schemas.openxmlformats.org/drawingml/2006/picture">
                 <pic:pic xmlns:pic="http://schemas.openxmlformats.org/drawingml/2006/picture">
                   <pic:nvPicPr>
-                    <pic:cNvPr id="0" name="Picture 363" descr="select as described"/>
-                    <pic:cNvPicPr>
-                      <a:picLocks noChangeAspect="1" noChangeArrowheads="1"/>
-                    </pic:cNvPicPr>
+                    <pic:cNvPr id="1580140549" name="Picture 1" descr="A screenshot of a computer&#10;&#10;AI-generated content may be incorrect."/>
+                    <pic:cNvPicPr/>
                   </pic:nvPicPr>
                   <pic:blipFill>
-                    <a:blip r:embed="rId50">
-                      <a:extLst>
-                        <a:ext uri="{28A0092B-C50C-407E-A947-70E740481C1C}">
-                          <a14:useLocalDpi xmlns:a14="http://schemas.microsoft.com/office/drawing/2010/main" val="0"/>
-                        </a:ext>
-                      </a:extLst>
-                    </a:blip>
-                    <a:srcRect/>
+                    <a:blip r:embed="rId49"/>
                     <a:stretch>
                       <a:fillRect/>
                     </a:stretch>
                   </pic:blipFill>
-                  <pic:spPr bwMode="auto">
+                  <pic:spPr>
                     <a:xfrm>
                       <a:off x="0" y="0"/>
-                      <a:ext cx="5731510" cy="2084705"/>
+                      <a:ext cx="5731510" cy="1877695"/>
                     </a:xfrm>
                     <a:prstGeom prst="rect">
                       <a:avLst/>
                     </a:prstGeom>
-                    <a:noFill/>
-                    <a:ln>
-                      <a:noFill/>
-                    </a:ln>
                   </pic:spPr>
                 </pic:pic>
               </a:graphicData>
@@ -4457,225 +4178,17 @@
       </w:r>
     </w:p>
     <w:p>
-      <w:pPr>
-        <w:numPr>
-          <w:ilvl w:val="0"/>
-          <w:numId w:val="6"/>
-        </w:numPr>
-      </w:pPr>
-      <w:r>
-        <w:t>Rename the condition Check if email has attachment.</w:t>
-      </w:r>
-    </w:p>
-    <w:p>
-      <w:pPr>
-        <w:numPr>
-          <w:ilvl w:val="0"/>
-          <w:numId w:val="6"/>
-        </w:numPr>
-      </w:pPr>
-      <w:r>
-        <w:t>Go to the </w:t>
-      </w:r>
-      <w:r>
-        <w:rPr>
-          <w:b/>
-          <w:bCs/>
-        </w:rPr>
-        <w:t>If no</w:t>
-      </w:r>
-      <w:r>
-        <w:t> branch and click </w:t>
-      </w:r>
-      <w:r>
-        <w:rPr>
-          <w:b/>
-          <w:bCs/>
-        </w:rPr>
-        <w:t>Add an action</w:t>
-      </w:r>
-      <w:r>
-        <w:t>.</w:t>
-      </w:r>
-    </w:p>
-    <w:p>
-      <w:pPr>
-        <w:numPr>
-          <w:ilvl w:val="0"/>
-          <w:numId w:val="6"/>
-        </w:numPr>
-      </w:pPr>
-      <w:r>
-        <w:t>Select the </w:t>
-      </w:r>
-      <w:r>
-        <w:rPr>
-          <w:b/>
-          <w:bCs/>
-        </w:rPr>
-        <w:t>Send an email from a shared mailbox (V2)</w:t>
-      </w:r>
-      <w:r>
-        <w:t> action from the </w:t>
-      </w:r>
-      <w:r>
-        <w:rPr>
-          <w:b/>
-          <w:bCs/>
-        </w:rPr>
-        <w:t>Office 365 Outlook</w:t>
-      </w:r>
-      <w:r>
-        <w:t> connector.</w:t>
-      </w:r>
-    </w:p>
-    <w:p>
-      <w:pPr>
-        <w:numPr>
-          <w:ilvl w:val="0"/>
-          <w:numId w:val="6"/>
-        </w:numPr>
-      </w:pPr>
-      <w:r>
-        <w:t>Click on the </w:t>
-      </w:r>
-      <w:r>
-        <w:rPr>
-          <w:b/>
-          <w:bCs/>
-        </w:rPr>
-        <w:t>Original Mailbox Address</w:t>
-      </w:r>
-      <w:r>
-        <w:t> field and select </w:t>
-      </w:r>
-      <w:r>
-        <w:rPr>
-          <w:b/>
-          <w:bCs/>
-        </w:rPr>
-        <w:t>To</w:t>
-      </w:r>
-      <w:r>
-        <w:t> in the dynamic content pane.</w:t>
-      </w:r>
-    </w:p>
-    <w:p>
-      <w:pPr>
-        <w:numPr>
-          <w:ilvl w:val="0"/>
-          <w:numId w:val="6"/>
-        </w:numPr>
-      </w:pPr>
-      <w:r>
-        <w:t>Click on the </w:t>
-      </w:r>
-      <w:r>
-        <w:rPr>
-          <w:b/>
-          <w:bCs/>
-        </w:rPr>
-        <w:t>To</w:t>
-      </w:r>
-      <w:r>
-        <w:t> field and select </w:t>
-      </w:r>
-      <w:r>
-        <w:rPr>
-          <w:b/>
-          <w:bCs/>
-        </w:rPr>
-        <w:t>From</w:t>
-      </w:r>
-      <w:r>
-        <w:t> in the dynamic content pane.</w:t>
-      </w:r>
-    </w:p>
-    <w:p>
-      <w:pPr>
-        <w:numPr>
-          <w:ilvl w:val="0"/>
-          <w:numId w:val="6"/>
-        </w:numPr>
-      </w:pPr>
-      <w:r>
-        <w:t>Enter No attachment found for </w:t>
-      </w:r>
-      <w:r>
-        <w:rPr>
-          <w:b/>
-          <w:bCs/>
-        </w:rPr>
-        <w:t>Subject</w:t>
-      </w:r>
-      <w:r>
-        <w:t>.</w:t>
-      </w:r>
-    </w:p>
-    <w:p>
-      <w:pPr>
-        <w:numPr>
-          <w:ilvl w:val="0"/>
-          <w:numId w:val="6"/>
-        </w:numPr>
-      </w:pPr>
-      <w:r>
-        <w:t>Enter Email has no attachment in the </w:t>
-      </w:r>
-      <w:r>
-        <w:rPr>
-          <w:b/>
-          <w:bCs/>
-        </w:rPr>
-        <w:t>Body</w:t>
-      </w:r>
-      <w:r>
-        <w:t>.</w:t>
-      </w:r>
-    </w:p>
-    <w:p>
-      <w:pPr>
-        <w:numPr>
-          <w:ilvl w:val="0"/>
-          <w:numId w:val="6"/>
-        </w:numPr>
-      </w:pPr>
-      <w:r>
-        <w:t>Rename the step Send no attachment email.</w:t>
-      </w:r>
-    </w:p>
-    <w:p>
-      <w:pPr>
-        <w:numPr>
-          <w:ilvl w:val="0"/>
-          <w:numId w:val="6"/>
-        </w:numPr>
-      </w:pPr>
-      <w:r>
-        <w:t>Click </w:t>
-      </w:r>
-      <w:r>
-        <w:rPr>
-          <w:b/>
-          <w:bCs/>
-        </w:rPr>
-        <w:t>Add an action</w:t>
-      </w:r>
-      <w:r>
-        <w:t>.</w:t>
-      </w:r>
-    </w:p>
-    <w:p>
-      <w:r>
-        <w:rPr>
-          <w:noProof/>
-        </w:rPr>
-        <w:lastRenderedPageBreak/>
+      <w:r>
+        <w:t>Make the Budget entries as Array format</w:t>
+      </w:r>
+    </w:p>
+    <w:p>
+      <w:r>
         <w:drawing>
-          <wp:inline distT="0" distB="0" distL="0" distR="0" wp14:anchorId="63B0DA30" wp14:editId="6D2FA0CE">
-            <wp:extent cx="5731510" cy="4356100"/>
-            <wp:effectExtent l="0" t="0" r="2540" b="6350"/>
-            <wp:docPr id="1198898992" name="Picture 85" descr="add an action to the no branch"/>
+          <wp:inline distT="0" distB="0" distL="0" distR="0" wp14:anchorId="2D7FC065" wp14:editId="2B6EB728">
+            <wp:extent cx="5731510" cy="4354830"/>
+            <wp:effectExtent l="0" t="0" r="2540" b="7620"/>
+            <wp:docPr id="1792258401" name="Picture 1" descr="A screenshot of a computer&#10;&#10;AI-generated content may be incorrect."/>
             <wp:cNvGraphicFramePr>
               <a:graphicFrameLocks xmlns:a="http://schemas.openxmlformats.org/drawingml/2006/main" noChangeAspect="1"/>
             </wp:cNvGraphicFramePr>
@@ -4683,36 +4196,23 @@
               <a:graphicData uri="http://schemas.openxmlformats.org/drawingml/2006/picture">
                 <pic:pic xmlns:pic="http://schemas.openxmlformats.org/drawingml/2006/picture">
                   <pic:nvPicPr>
-                    <pic:cNvPr id="0" name="Picture 364" descr="add an action to the no branch"/>
-                    <pic:cNvPicPr>
-                      <a:picLocks noChangeAspect="1" noChangeArrowheads="1"/>
-                    </pic:cNvPicPr>
+                    <pic:cNvPr id="1792258401" name="Picture 1" descr="A screenshot of a computer&#10;&#10;AI-generated content may be incorrect."/>
+                    <pic:cNvPicPr/>
                   </pic:nvPicPr>
                   <pic:blipFill>
-                    <a:blip r:embed="rId51">
-                      <a:extLst>
-                        <a:ext uri="{28A0092B-C50C-407E-A947-70E740481C1C}">
-                          <a14:useLocalDpi xmlns:a14="http://schemas.microsoft.com/office/drawing/2010/main" val="0"/>
-                        </a:ext>
-                      </a:extLst>
-                    </a:blip>
-                    <a:srcRect/>
+                    <a:blip r:embed="rId50"/>
                     <a:stretch>
                       <a:fillRect/>
                     </a:stretch>
                   </pic:blipFill>
-                  <pic:spPr bwMode="auto">
+                  <pic:spPr>
                     <a:xfrm>
                       <a:off x="0" y="0"/>
-                      <a:ext cx="5731510" cy="4356100"/>
+                      <a:ext cx="5731510" cy="4354830"/>
                     </a:xfrm>
                     <a:prstGeom prst="rect">
                       <a:avLst/>
                     </a:prstGeom>
-                    <a:noFill/>
-                    <a:ln>
-                      <a:noFill/>
-                    </a:ln>
                   </pic:spPr>
                 </pic:pic>
               </a:graphicData>
@@ -4721,89 +4221,23 @@
         </w:drawing>
       </w:r>
     </w:p>
-    <w:p>
-      <w:pPr>
-        <w:numPr>
-          <w:ilvl w:val="0"/>
-          <w:numId w:val="6"/>
-        </w:numPr>
-      </w:pPr>
-      <w:r>
-        <w:t>Select </w:t>
-      </w:r>
-      <w:r>
-        <w:rPr>
-          <w:b/>
-          <w:bCs/>
-        </w:rPr>
-        <w:t>Terminate</w:t>
-      </w:r>
-      <w:r>
-        <w:t>.</w:t>
-      </w:r>
-    </w:p>
-    <w:p>
-      <w:pPr>
-        <w:numPr>
-          <w:ilvl w:val="0"/>
-          <w:numId w:val="6"/>
-        </w:numPr>
-      </w:pPr>
-      <w:r>
-        <w:t>Select </w:t>
-      </w:r>
-      <w:r>
-        <w:rPr>
-          <w:b/>
-          <w:bCs/>
-        </w:rPr>
-        <w:t>Succeeded</w:t>
-      </w:r>
-      <w:r>
-        <w:t> for Status.</w:t>
-      </w:r>
-    </w:p>
-    <w:p>
-      <w:pPr>
-        <w:numPr>
-          <w:ilvl w:val="0"/>
-          <w:numId w:val="6"/>
-        </w:numPr>
-      </w:pPr>
-      <w:r>
-        <w:t>Click </w:t>
-      </w:r>
-      <w:r>
-        <w:rPr>
-          <w:b/>
-          <w:bCs/>
-        </w:rPr>
-        <w:t>+</w:t>
-      </w:r>
-      <w:r>
-        <w:t> insert a new step and select </w:t>
-      </w:r>
-      <w:r>
-        <w:rPr>
-          <w:b/>
-          <w:bCs/>
-        </w:rPr>
-        <w:t>Add an action</w:t>
-      </w:r>
-      <w:r>
-        <w:t>.</w:t>
-      </w:r>
-    </w:p>
-    <w:p>
-      <w:r>
-        <w:rPr>
-          <w:noProof/>
-        </w:rPr>
+    <w:p/>
+    <w:p>
+      <w:r>
+        <w:t>Then change array to HTML</w:t>
+      </w:r>
+    </w:p>
+    <w:p/>
+    <w:p/>
+    <w:p/>
+    <w:p>
+      <w:r>
+        <w:lastRenderedPageBreak/>
         <w:drawing>
-          <wp:inline distT="0" distB="0" distL="0" distR="0" wp14:anchorId="12AF4885" wp14:editId="382D9A97">
-            <wp:extent cx="5731510" cy="2111375"/>
-            <wp:effectExtent l="0" t="0" r="2540" b="3175"/>
-            <wp:docPr id="1016248176" name="Picture 84" descr="add an action to the no branch"/>
+          <wp:inline distT="0" distB="0" distL="0" distR="0" wp14:anchorId="136AE4A2" wp14:editId="6DDEA627">
+            <wp:extent cx="5731510" cy="1809750"/>
+            <wp:effectExtent l="0" t="0" r="2540" b="0"/>
+            <wp:docPr id="1738248878" name="Picture 1" descr="A screenshot of a computer&#10;&#10;AI-generated content may be incorrect."/>
             <wp:cNvGraphicFramePr>
               <a:graphicFrameLocks xmlns:a="http://schemas.openxmlformats.org/drawingml/2006/main" noChangeAspect="1"/>
             </wp:cNvGraphicFramePr>
@@ -4811,36 +4245,23 @@
               <a:graphicData uri="http://schemas.openxmlformats.org/drawingml/2006/picture">
                 <pic:pic xmlns:pic="http://schemas.openxmlformats.org/drawingml/2006/picture">
                   <pic:nvPicPr>
-                    <pic:cNvPr id="0" name="Picture 365" descr="add an action to the no branch"/>
-                    <pic:cNvPicPr>
-                      <a:picLocks noChangeAspect="1" noChangeArrowheads="1"/>
-                    </pic:cNvPicPr>
+                    <pic:cNvPr id="1738248878" name="Picture 1" descr="A screenshot of a computer&#10;&#10;AI-generated content may be incorrect."/>
+                    <pic:cNvPicPr/>
                   </pic:nvPicPr>
                   <pic:blipFill>
-                    <a:blip r:embed="rId52">
-                      <a:extLst>
-                        <a:ext uri="{28A0092B-C50C-407E-A947-70E740481C1C}">
-                          <a14:useLocalDpi xmlns:a14="http://schemas.microsoft.com/office/drawing/2010/main" val="0"/>
-                        </a:ext>
-                      </a:extLst>
-                    </a:blip>
-                    <a:srcRect/>
+                    <a:blip r:embed="rId51"/>
                     <a:stretch>
                       <a:fillRect/>
                     </a:stretch>
                   </pic:blipFill>
-                  <pic:spPr bwMode="auto">
+                  <pic:spPr>
                     <a:xfrm>
                       <a:off x="0" y="0"/>
-                      <a:ext cx="5731510" cy="2111375"/>
+                      <a:ext cx="5731510" cy="1809750"/>
                     </a:xfrm>
                     <a:prstGeom prst="rect">
                       <a:avLst/>
                     </a:prstGeom>
-                    <a:noFill/>
-                    <a:ln>
-                      <a:noFill/>
-                    </a:ln>
                   </pic:spPr>
                 </pic:pic>
               </a:graphicData>
@@ -4849,48 +4270,19 @@
         </w:drawing>
       </w:r>
     </w:p>
-    <w:p>
-      <w:pPr>
-        <w:numPr>
-          <w:ilvl w:val="0"/>
-          <w:numId w:val="6"/>
-        </w:numPr>
-      </w:pPr>
-      <w:r>
-        <w:t>Select the </w:t>
-      </w:r>
-      <w:r>
-        <w:rPr>
-          <w:b/>
-          <w:bCs/>
-        </w:rPr>
-        <w:t>Get attachment (V2)</w:t>
-      </w:r>
-      <w:r>
-        <w:t> action from the </w:t>
-      </w:r>
-      <w:r>
-        <w:rPr>
-          <w:b/>
-          <w:bCs/>
-        </w:rPr>
-        <w:t>Office 365 Outlook</w:t>
-      </w:r>
-      <w:r>
-        <w:t> connector.</w:t>
-      </w:r>
-    </w:p>
-    <w:p>
-      <w:r>
-        <w:rPr>
-          <w:noProof/>
-        </w:rPr>
-        <w:lastRenderedPageBreak/>
+    <w:p/>
+    <w:p>
+      <w:r>
+        <w:t xml:space="preserve">Final flow output </w:t>
+      </w:r>
+    </w:p>
+    <w:p>
+      <w:r>
         <w:drawing>
-          <wp:inline distT="0" distB="0" distL="0" distR="0" wp14:anchorId="697DCB10" wp14:editId="47B7F992">
-            <wp:extent cx="5457825" cy="3095625"/>
-            <wp:effectExtent l="0" t="0" r="9525" b="9525"/>
-            <wp:docPr id="1700190888" name="Picture 83" descr="select as described"/>
+          <wp:inline distT="0" distB="0" distL="0" distR="0" wp14:anchorId="2865918F" wp14:editId="3B976A71">
+            <wp:extent cx="5731510" cy="3957955"/>
+            <wp:effectExtent l="0" t="0" r="2540" b="4445"/>
+            <wp:docPr id="1497541794" name="Picture 1" descr="A screenshot of a computer&#10;&#10;AI-generated content may be incorrect."/>
             <wp:cNvGraphicFramePr>
               <a:graphicFrameLocks xmlns:a="http://schemas.openxmlformats.org/drawingml/2006/main" noChangeAspect="1"/>
             </wp:cNvGraphicFramePr>
@@ -4898,36 +4290,23 @@
               <a:graphicData uri="http://schemas.openxmlformats.org/drawingml/2006/picture">
                 <pic:pic xmlns:pic="http://schemas.openxmlformats.org/drawingml/2006/picture">
                   <pic:nvPicPr>
-                    <pic:cNvPr id="0" name="Picture 366" descr="select as described"/>
-                    <pic:cNvPicPr>
-                      <a:picLocks noChangeAspect="1" noChangeArrowheads="1"/>
-                    </pic:cNvPicPr>
+                    <pic:cNvPr id="1497541794" name="Picture 1" descr="A screenshot of a computer&#10;&#10;AI-generated content may be incorrect."/>
+                    <pic:cNvPicPr/>
                   </pic:nvPicPr>
                   <pic:blipFill>
-                    <a:blip r:embed="rId53">
-                      <a:extLst>
-                        <a:ext uri="{28A0092B-C50C-407E-A947-70E740481C1C}">
-                          <a14:useLocalDpi xmlns:a14="http://schemas.microsoft.com/office/drawing/2010/main" val="0"/>
-                        </a:ext>
-                      </a:extLst>
-                    </a:blip>
-                    <a:srcRect/>
+                    <a:blip r:embed="rId52"/>
                     <a:stretch>
                       <a:fillRect/>
                     </a:stretch>
                   </pic:blipFill>
-                  <pic:spPr bwMode="auto">
+                  <pic:spPr>
                     <a:xfrm>
                       <a:off x="0" y="0"/>
-                      <a:ext cx="5457825" cy="3095625"/>
+                      <a:ext cx="5731510" cy="3957955"/>
                     </a:xfrm>
                     <a:prstGeom prst="rect">
                       <a:avLst/>
                     </a:prstGeom>
-                    <a:noFill/>
-                    <a:ln>
-                      <a:noFill/>
-                    </a:ln>
                   </pic:spPr>
                 </pic:pic>
               </a:graphicData>
@@ -4936,2251 +4315,6 @@
         </w:drawing>
       </w:r>
     </w:p>
-    <w:p>
-      <w:pPr>
-        <w:numPr>
-          <w:ilvl w:val="0"/>
-          <w:numId w:val="6"/>
-        </w:numPr>
-      </w:pPr>
-      <w:r>
-        <w:t>Click on the </w:t>
-      </w:r>
-      <w:r>
-        <w:rPr>
-          <w:b/>
-          <w:bCs/>
-        </w:rPr>
-        <w:t>Message Id</w:t>
-      </w:r>
-      <w:r>
-        <w:t> field and select </w:t>
-      </w:r>
-      <w:r>
-        <w:rPr>
-          <w:b/>
-          <w:bCs/>
-        </w:rPr>
-        <w:t>Message Id</w:t>
-      </w:r>
-      <w:r>
-        <w:t> from the dynamic content pane.</w:t>
-      </w:r>
-    </w:p>
-    <w:p>
-      <w:pPr>
-        <w:numPr>
-          <w:ilvl w:val="0"/>
-          <w:numId w:val="6"/>
-        </w:numPr>
-      </w:pPr>
-      <w:r>
-        <w:t>Click on the </w:t>
-      </w:r>
-      <w:r>
-        <w:rPr>
-          <w:b/>
-          <w:bCs/>
-        </w:rPr>
-        <w:t>Attachment Id</w:t>
-      </w:r>
-      <w:r>
-        <w:t> field, go to the dynamic content pane and select the </w:t>
-      </w:r>
-      <w:r>
-        <w:rPr>
-          <w:b/>
-          <w:bCs/>
-        </w:rPr>
-        <w:t>Expression</w:t>
-      </w:r>
-      <w:r>
-        <w:t> tab.</w:t>
-      </w:r>
-    </w:p>
-    <w:p>
-      <w:pPr>
-        <w:numPr>
-          <w:ilvl w:val="0"/>
-          <w:numId w:val="6"/>
-        </w:numPr>
-      </w:pPr>
-      <w:r>
-        <w:t>Paste the expression below and click </w:t>
-      </w:r>
-      <w:r>
-        <w:rPr>
-          <w:b/>
-          <w:bCs/>
-        </w:rPr>
-        <w:t>OK</w:t>
-      </w:r>
-      <w:r>
-        <w:t>.</w:t>
-      </w:r>
-    </w:p>
-    <w:p>
-      <w:r>
-        <w:t>triggerOutputs()?['body/attachments']?[0]['id']</w:t>
-      </w:r>
-    </w:p>
-    <w:p>
-      <w:r>
-        <w:rPr>
-          <w:noProof/>
-        </w:rPr>
-        <w:drawing>
-          <wp:inline distT="0" distB="0" distL="0" distR="0" wp14:anchorId="19E42039" wp14:editId="3E9947F0">
-            <wp:extent cx="5731510" cy="2160905"/>
-            <wp:effectExtent l="0" t="0" r="2540" b="0"/>
-            <wp:docPr id="989489934" name="Picture 82" descr="paste the expression"/>
-            <wp:cNvGraphicFramePr>
-              <a:graphicFrameLocks xmlns:a="http://schemas.openxmlformats.org/drawingml/2006/main" noChangeAspect="1"/>
-            </wp:cNvGraphicFramePr>
-            <a:graphic xmlns:a="http://schemas.openxmlformats.org/drawingml/2006/main">
-              <a:graphicData uri="http://schemas.openxmlformats.org/drawingml/2006/picture">
-                <pic:pic xmlns:pic="http://schemas.openxmlformats.org/drawingml/2006/picture">
-                  <pic:nvPicPr>
-                    <pic:cNvPr id="0" name="Picture 367" descr="paste the expression"/>
-                    <pic:cNvPicPr>
-                      <a:picLocks noChangeAspect="1" noChangeArrowheads="1"/>
-                    </pic:cNvPicPr>
-                  </pic:nvPicPr>
-                  <pic:blipFill>
-                    <a:blip r:embed="rId54">
-                      <a:extLst>
-                        <a:ext uri="{28A0092B-C50C-407E-A947-70E740481C1C}">
-                          <a14:useLocalDpi xmlns:a14="http://schemas.microsoft.com/office/drawing/2010/main" val="0"/>
-                        </a:ext>
-                      </a:extLst>
-                    </a:blip>
-                    <a:srcRect/>
-                    <a:stretch>
-                      <a:fillRect/>
-                    </a:stretch>
-                  </pic:blipFill>
-                  <pic:spPr bwMode="auto">
-                    <a:xfrm>
-                      <a:off x="0" y="0"/>
-                      <a:ext cx="5731510" cy="2160905"/>
-                    </a:xfrm>
-                    <a:prstGeom prst="rect">
-                      <a:avLst/>
-                    </a:prstGeom>
-                    <a:noFill/>
-                    <a:ln>
-                      <a:noFill/>
-                    </a:ln>
-                  </pic:spPr>
-                </pic:pic>
-              </a:graphicData>
-            </a:graphic>
-          </wp:inline>
-        </w:drawing>
-      </w:r>
-    </w:p>
-    <w:p>
-      <w:pPr>
-        <w:numPr>
-          <w:ilvl w:val="0"/>
-          <w:numId w:val="6"/>
-        </w:numPr>
-      </w:pPr>
-      <w:r>
-        <w:t>Click on the </w:t>
-      </w:r>
-      <w:r>
-        <w:rPr>
-          <w:b/>
-          <w:bCs/>
-        </w:rPr>
-        <w:t>Original Mailbox Address</w:t>
-      </w:r>
-      <w:r>
-        <w:t> and select </w:t>
-      </w:r>
-      <w:r>
-        <w:rPr>
-          <w:b/>
-          <w:bCs/>
-        </w:rPr>
-        <w:t>To</w:t>
-      </w:r>
-      <w:r>
-        <w:t> from the dynamic content pane.</w:t>
-      </w:r>
-    </w:p>
-    <w:p>
-      <w:pPr>
-        <w:numPr>
-          <w:ilvl w:val="0"/>
-          <w:numId w:val="6"/>
-        </w:numPr>
-      </w:pPr>
-      <w:r>
-        <w:t>Rename the step Get email attachment.</w:t>
-      </w:r>
-    </w:p>
-    <w:p>
-      <w:pPr>
-        <w:numPr>
-          <w:ilvl w:val="0"/>
-          <w:numId w:val="6"/>
-        </w:numPr>
-      </w:pPr>
-      <w:r>
-        <w:t>Click on the </w:t>
-      </w:r>
-      <w:r>
-        <w:rPr>
-          <w:b/>
-          <w:bCs/>
-        </w:rPr>
-        <w:t>+</w:t>
-      </w:r>
-      <w:r>
-        <w:t> Insert a new step button below the </w:t>
-      </w:r>
-      <w:r>
-        <w:rPr>
-          <w:b/>
-          <w:bCs/>
-        </w:rPr>
-        <w:t>Get email attachment</w:t>
-      </w:r>
-      <w:r>
-        <w:t> step and select </w:t>
-      </w:r>
-      <w:r>
-        <w:rPr>
-          <w:b/>
-          <w:bCs/>
-        </w:rPr>
-        <w:t>Add an action</w:t>
-      </w:r>
-      <w:r>
-        <w:t>.</w:t>
-      </w:r>
-    </w:p>
-    <w:p>
-      <w:pPr>
-        <w:numPr>
-          <w:ilvl w:val="0"/>
-          <w:numId w:val="6"/>
-        </w:numPr>
-      </w:pPr>
-      <w:r>
-        <w:t>Select the </w:t>
-      </w:r>
-      <w:r>
-        <w:rPr>
-          <w:b/>
-          <w:bCs/>
-        </w:rPr>
-        <w:t>Process documents</w:t>
-      </w:r>
-      <w:r>
-        <w:t> action from the </w:t>
-      </w:r>
-      <w:r>
-        <w:rPr>
-          <w:b/>
-          <w:bCs/>
-        </w:rPr>
-        <w:t>AI Builder</w:t>
-      </w:r>
-      <w:r>
-        <w:t> connector.</w:t>
-      </w:r>
-    </w:p>
-    <w:p>
-      <w:r>
-        <w:rPr>
-          <w:noProof/>
-        </w:rPr>
-        <mc:AlternateContent>
-          <mc:Choice Requires="wps">
-            <w:drawing>
-              <wp:inline distT="0" distB="0" distL="0" distR="0" wp14:anchorId="5FB4E466" wp14:editId="0D4A950C">
-                <wp:extent cx="304800" cy="304800"/>
-                <wp:effectExtent l="0" t="0" r="0" b="0"/>
-                <wp:docPr id="1900670280" name="Rectangle 81" descr="select extract information from form aciton"/>
-                <wp:cNvGraphicFramePr>
-                  <a:graphicFrameLocks xmlns:a="http://schemas.openxmlformats.org/drawingml/2006/main" noChangeAspect="1"/>
-                </wp:cNvGraphicFramePr>
-                <a:graphic xmlns:a="http://schemas.openxmlformats.org/drawingml/2006/main">
-                  <a:graphicData uri="http://schemas.microsoft.com/office/word/2010/wordprocessingShape">
-                    <wps:wsp>
-                      <wps:cNvSpPr>
-                        <a:spLocks noChangeAspect="1" noChangeArrowheads="1"/>
-                      </wps:cNvSpPr>
-                      <wps:spPr bwMode="auto">
-                        <a:xfrm>
-                          <a:off x="0" y="0"/>
-                          <a:ext cx="304800" cy="304800"/>
-                        </a:xfrm>
-                        <a:prstGeom prst="rect">
-                          <a:avLst/>
-                        </a:prstGeom>
-                        <a:noFill/>
-                        <a:ln>
-                          <a:noFill/>
-                        </a:ln>
-                        <a:extLst>
-                          <a:ext uri="{909E8E84-426E-40DD-AFC4-6F175D3DCCD1}">
-                            <a14:hiddenFill xmlns:a14="http://schemas.microsoft.com/office/drawing/2010/main">
-                              <a:solidFill>
-                                <a:srgbClr val="FFFFFF"/>
-                              </a:solidFill>
-                            </a14:hiddenFill>
-                          </a:ext>
-                          <a:ext uri="{91240B29-F687-4F45-9708-019B960494DF}">
-                            <a14:hiddenLine xmlns:a14="http://schemas.microsoft.com/office/drawing/2010/main" w="9525">
-                              <a:solidFill>
-                                <a:srgbClr val="000000"/>
-                              </a:solidFill>
-                              <a:miter lim="800000"/>
-                              <a:headEnd/>
-                              <a:tailEnd/>
-                            </a14:hiddenLine>
-                          </a:ext>
-                        </a:extLst>
-                      </wps:spPr>
-                      <wps:bodyPr rot="0" vert="horz" wrap="square" lIns="91440" tIns="45720" rIns="91440" bIns="45720" anchor="t" anchorCtr="0" upright="1">
-                        <a:noAutofit/>
-                      </wps:bodyPr>
-                    </wps:wsp>
-                  </a:graphicData>
-                </a:graphic>
-              </wp:inline>
-            </w:drawing>
-          </mc:Choice>
-          <mc:Fallback>
-            <w:pict>
-              <v:rect w14:anchorId="0679E250" id="Rectangle 81" o:spid="_x0000_s1026" alt="select extract information from form aciton" style="width:24pt;height:24pt;visibility:visible;mso-wrap-style:square;mso-left-percent:-10001;mso-top-percent:-10001;mso-position-horizontal:absolute;mso-position-horizontal-relative:char;mso-position-vertical:absolute;mso-position-vertical-relative:line;mso-left-percent:-10001;mso-top-percent:-10001;v-text-anchor:top" o:gfxdata="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" filled="f" stroked="f">
-                <o:lock v:ext="edit" aspectratio="t"/>
-                <w10:anchorlock/>
-              </v:rect>
-            </w:pict>
-          </mc:Fallback>
-        </mc:AlternateContent>
-      </w:r>
-    </w:p>
-    <w:p>
-      <w:pPr>
-        <w:numPr>
-          <w:ilvl w:val="0"/>
-          <w:numId w:val="6"/>
-        </w:numPr>
-      </w:pPr>
-      <w:r>
-        <w:lastRenderedPageBreak/>
-        <w:t>Select the </w:t>
-      </w:r>
-      <w:r>
-        <w:rPr>
-          <w:b/>
-          <w:bCs/>
-        </w:rPr>
-        <w:t>Document Processing</w:t>
-      </w:r>
-      <w:r>
-        <w:t> you created for </w:t>
-      </w:r>
-      <w:r>
-        <w:rPr>
-          <w:b/>
-          <w:bCs/>
-        </w:rPr>
-        <w:t>AI Model</w:t>
-      </w:r>
-      <w:r>
-        <w:t> and select </w:t>
-      </w:r>
-      <w:r>
-        <w:rPr>
-          <w:b/>
-          <w:bCs/>
-        </w:rPr>
-        <w:t>PDF Document</w:t>
-      </w:r>
-      <w:r>
-        <w:t> for </w:t>
-      </w:r>
-      <w:r>
-        <w:rPr>
-          <w:b/>
-          <w:bCs/>
-        </w:rPr>
-        <w:t>Form type</w:t>
-      </w:r>
-      <w:r>
-        <w:t>.</w:t>
-      </w:r>
-    </w:p>
-    <w:p>
-      <w:pPr>
-        <w:numPr>
-          <w:ilvl w:val="0"/>
-          <w:numId w:val="6"/>
-        </w:numPr>
-      </w:pPr>
-      <w:r>
-        <w:t>Click on the </w:t>
-      </w:r>
-      <w:r>
-        <w:rPr>
-          <w:b/>
-          <w:bCs/>
-        </w:rPr>
-        <w:t>Form</w:t>
-      </w:r>
-      <w:r>
-        <w:t> field and select </w:t>
-      </w:r>
-      <w:r>
-        <w:rPr>
-          <w:b/>
-          <w:bCs/>
-        </w:rPr>
-        <w:t>Content Bytes</w:t>
-      </w:r>
-      <w:r>
-        <w:t> form the dynamic content pane.</w:t>
-      </w:r>
-    </w:p>
-    <w:p>
-      <w:r>
-        <w:rPr>
-          <w:noProof/>
-        </w:rPr>
-        <mc:AlternateContent>
-          <mc:Choice Requires="wps">
-            <w:drawing>
-              <wp:inline distT="0" distB="0" distL="0" distR="0" wp14:anchorId="39AB1803" wp14:editId="1ADCDEC8">
-                <wp:extent cx="304800" cy="304800"/>
-                <wp:effectExtent l="0" t="0" r="0" b="0"/>
-                <wp:docPr id="163946260" name="Rectangle 80" descr="select as described"/>
-                <wp:cNvGraphicFramePr>
-                  <a:graphicFrameLocks xmlns:a="http://schemas.openxmlformats.org/drawingml/2006/main" noChangeAspect="1"/>
-                </wp:cNvGraphicFramePr>
-                <a:graphic xmlns:a="http://schemas.openxmlformats.org/drawingml/2006/main">
-                  <a:graphicData uri="http://schemas.microsoft.com/office/word/2010/wordprocessingShape">
-                    <wps:wsp>
-                      <wps:cNvSpPr>
-                        <a:spLocks noChangeAspect="1" noChangeArrowheads="1"/>
-                      </wps:cNvSpPr>
-                      <wps:spPr bwMode="auto">
-                        <a:xfrm>
-                          <a:off x="0" y="0"/>
-                          <a:ext cx="304800" cy="304800"/>
-                        </a:xfrm>
-                        <a:prstGeom prst="rect">
-                          <a:avLst/>
-                        </a:prstGeom>
-                        <a:noFill/>
-                        <a:ln>
-                          <a:noFill/>
-                        </a:ln>
-                        <a:extLst>
-                          <a:ext uri="{909E8E84-426E-40DD-AFC4-6F175D3DCCD1}">
-                            <a14:hiddenFill xmlns:a14="http://schemas.microsoft.com/office/drawing/2010/main">
-                              <a:solidFill>
-                                <a:srgbClr val="FFFFFF"/>
-                              </a:solidFill>
-                            </a14:hiddenFill>
-                          </a:ext>
-                          <a:ext uri="{91240B29-F687-4F45-9708-019B960494DF}">
-                            <a14:hiddenLine xmlns:a14="http://schemas.microsoft.com/office/drawing/2010/main" w="9525">
-                              <a:solidFill>
-                                <a:srgbClr val="000000"/>
-                              </a:solidFill>
-                              <a:miter lim="800000"/>
-                              <a:headEnd/>
-                              <a:tailEnd/>
-                            </a14:hiddenLine>
-                          </a:ext>
-                        </a:extLst>
-                      </wps:spPr>
-                      <wps:bodyPr rot="0" vert="horz" wrap="square" lIns="91440" tIns="45720" rIns="91440" bIns="45720" anchor="t" anchorCtr="0" upright="1">
-                        <a:noAutofit/>
-                      </wps:bodyPr>
-                    </wps:wsp>
-                  </a:graphicData>
-                </a:graphic>
-              </wp:inline>
-            </w:drawing>
-          </mc:Choice>
-          <mc:Fallback>
-            <w:pict>
-              <v:rect w14:anchorId="10C0A9CF" id="Rectangle 80" o:spid="_x0000_s1026" alt="select as described" style="width:24pt;height:24pt;visibility:visible;mso-wrap-style:square;mso-left-percent:-10001;mso-top-percent:-10001;mso-position-horizontal:absolute;mso-position-horizontal-relative:char;mso-position-vertical:absolute;mso-position-vertical-relative:line;mso-left-percent:-10001;mso-top-percent:-10001;v-text-anchor:top" o:gfxdata="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" filled="f" stroked="f">
-                <o:lock v:ext="edit" aspectratio="t"/>
-                <w10:anchorlock/>
-              </v:rect>
-            </w:pict>
-          </mc:Fallback>
-        </mc:AlternateContent>
-      </w:r>
-    </w:p>
-    <w:p>
-      <w:pPr>
-        <w:numPr>
-          <w:ilvl w:val="0"/>
-          <w:numId w:val="6"/>
-        </w:numPr>
-      </w:pPr>
-      <w:r>
-        <w:t>Click on the </w:t>
-      </w:r>
-      <w:r>
-        <w:rPr>
-          <w:b/>
-          <w:bCs/>
-        </w:rPr>
-        <w:t>+</w:t>
-      </w:r>
-      <w:r>
-        <w:t> Insert a new step button below the </w:t>
-      </w:r>
-      <w:r>
-        <w:rPr>
-          <w:b/>
-          <w:bCs/>
-        </w:rPr>
-        <w:t>Process documents</w:t>
-      </w:r>
-      <w:r>
-        <w:t> step and select </w:t>
-      </w:r>
-      <w:r>
-        <w:rPr>
-          <w:b/>
-          <w:bCs/>
-        </w:rPr>
-        <w:t>Add an action</w:t>
-      </w:r>
-      <w:r>
-        <w:t>.</w:t>
-      </w:r>
-    </w:p>
-    <w:p>
-      <w:pPr>
-        <w:numPr>
-          <w:ilvl w:val="0"/>
-          <w:numId w:val="6"/>
-        </w:numPr>
-      </w:pPr>
-      <w:r>
-        <w:t>Select the </w:t>
-      </w:r>
-      <w:r>
-        <w:rPr>
-          <w:b/>
-          <w:bCs/>
-        </w:rPr>
-        <w:t>Initialize variable</w:t>
-      </w:r>
-      <w:r>
-        <w:t> action from the </w:t>
-      </w:r>
-      <w:r>
-        <w:rPr>
-          <w:b/>
-          <w:bCs/>
-        </w:rPr>
-        <w:t>Variable</w:t>
-      </w:r>
-      <w:r>
-        <w:t> connector.</w:t>
-      </w:r>
-    </w:p>
-    <w:p>
-      <w:r>
-        <w:rPr>
-          <w:noProof/>
-        </w:rPr>
-        <w:drawing>
-          <wp:inline distT="0" distB="0" distL="0" distR="0" wp14:anchorId="73C507B3" wp14:editId="0B279BA5">
-            <wp:extent cx="5248275" cy="2590800"/>
-            <wp:effectExtent l="0" t="0" r="9525" b="0"/>
-            <wp:docPr id="167081004" name="Picture 79" descr="select as described"/>
-            <wp:cNvGraphicFramePr>
-              <a:graphicFrameLocks xmlns:a="http://schemas.openxmlformats.org/drawingml/2006/main" noChangeAspect="1"/>
-            </wp:cNvGraphicFramePr>
-            <a:graphic xmlns:a="http://schemas.openxmlformats.org/drawingml/2006/main">
-              <a:graphicData uri="http://schemas.openxmlformats.org/drawingml/2006/picture">
-                <pic:pic xmlns:pic="http://schemas.openxmlformats.org/drawingml/2006/picture">
-                  <pic:nvPicPr>
-                    <pic:cNvPr id="0" name="Picture 370" descr="select as described"/>
-                    <pic:cNvPicPr>
-                      <a:picLocks noChangeAspect="1" noChangeArrowheads="1"/>
-                    </pic:cNvPicPr>
-                  </pic:nvPicPr>
-                  <pic:blipFill>
-                    <a:blip r:embed="rId55">
-                      <a:extLst>
-                        <a:ext uri="{28A0092B-C50C-407E-A947-70E740481C1C}">
-                          <a14:useLocalDpi xmlns:a14="http://schemas.microsoft.com/office/drawing/2010/main" val="0"/>
-                        </a:ext>
-                      </a:extLst>
-                    </a:blip>
-                    <a:srcRect/>
-                    <a:stretch>
-                      <a:fillRect/>
-                    </a:stretch>
-                  </pic:blipFill>
-                  <pic:spPr bwMode="auto">
-                    <a:xfrm>
-                      <a:off x="0" y="0"/>
-                      <a:ext cx="5248275" cy="2590800"/>
-                    </a:xfrm>
-                    <a:prstGeom prst="rect">
-                      <a:avLst/>
-                    </a:prstGeom>
-                    <a:noFill/>
-                    <a:ln>
-                      <a:noFill/>
-                    </a:ln>
-                  </pic:spPr>
-                </pic:pic>
-              </a:graphicData>
-            </a:graphic>
-          </wp:inline>
-        </w:drawing>
-      </w:r>
-    </w:p>
-    <w:p>
-      <w:pPr>
-        <w:numPr>
-          <w:ilvl w:val="0"/>
-          <w:numId w:val="6"/>
-        </w:numPr>
-      </w:pPr>
-      <w:r>
-        <w:t>Enter Work items for </w:t>
-      </w:r>
-      <w:r>
-        <w:rPr>
-          <w:b/>
-          <w:bCs/>
-        </w:rPr>
-        <w:t>Name</w:t>
-      </w:r>
-      <w:r>
-        <w:t> and select </w:t>
-      </w:r>
-      <w:r>
-        <w:rPr>
-          <w:b/>
-          <w:bCs/>
-        </w:rPr>
-        <w:t>String</w:t>
-      </w:r>
-      <w:r>
-        <w:t> for </w:t>
-      </w:r>
-      <w:r>
-        <w:rPr>
-          <w:b/>
-          <w:bCs/>
-        </w:rPr>
-        <w:t>Type</w:t>
-      </w:r>
-      <w:r>
-        <w:t>.</w:t>
-      </w:r>
-    </w:p>
-    <w:p>
-      <w:pPr>
-        <w:numPr>
-          <w:ilvl w:val="0"/>
-          <w:numId w:val="6"/>
-        </w:numPr>
-      </w:pPr>
-      <w:r>
-        <w:t>Rename the step var work items and click </w:t>
-      </w:r>
-      <w:r>
-        <w:rPr>
-          <w:b/>
-          <w:bCs/>
-        </w:rPr>
-        <w:t>+</w:t>
-      </w:r>
-      <w:r>
-        <w:t> and select </w:t>
-      </w:r>
-      <w:r>
-        <w:rPr>
-          <w:b/>
-          <w:bCs/>
-        </w:rPr>
-        <w:t>Add an action</w:t>
-      </w:r>
-      <w:r>
-        <w:t>.</w:t>
-      </w:r>
-    </w:p>
-    <w:p>
-      <w:r>
-        <w:rPr>
-          <w:noProof/>
-        </w:rPr>
-        <w:drawing>
-          <wp:inline distT="0" distB="0" distL="0" distR="0" wp14:anchorId="68C54B58" wp14:editId="5DA5A016">
-            <wp:extent cx="5731510" cy="2479675"/>
-            <wp:effectExtent l="0" t="0" r="2540" b="0"/>
-            <wp:docPr id="1433044911" name="Picture 78" descr="select and complete as described"/>
-            <wp:cNvGraphicFramePr>
-              <a:graphicFrameLocks xmlns:a="http://schemas.openxmlformats.org/drawingml/2006/main" noChangeAspect="1"/>
-            </wp:cNvGraphicFramePr>
-            <a:graphic xmlns:a="http://schemas.openxmlformats.org/drawingml/2006/main">
-              <a:graphicData uri="http://schemas.openxmlformats.org/drawingml/2006/picture">
-                <pic:pic xmlns:pic="http://schemas.openxmlformats.org/drawingml/2006/picture">
-                  <pic:nvPicPr>
-                    <pic:cNvPr id="0" name="Picture 371" descr="select and complete as described"/>
-                    <pic:cNvPicPr>
-                      <a:picLocks noChangeAspect="1" noChangeArrowheads="1"/>
-                    </pic:cNvPicPr>
-                  </pic:nvPicPr>
-                  <pic:blipFill>
-                    <a:blip r:embed="rId56">
-                      <a:extLst>
-                        <a:ext uri="{28A0092B-C50C-407E-A947-70E740481C1C}">
-                          <a14:useLocalDpi xmlns:a14="http://schemas.microsoft.com/office/drawing/2010/main" val="0"/>
-                        </a:ext>
-                      </a:extLst>
-                    </a:blip>
-                    <a:srcRect/>
-                    <a:stretch>
-                      <a:fillRect/>
-                    </a:stretch>
-                  </pic:blipFill>
-                  <pic:spPr bwMode="auto">
-                    <a:xfrm>
-                      <a:off x="0" y="0"/>
-                      <a:ext cx="5731510" cy="2479675"/>
-                    </a:xfrm>
-                    <a:prstGeom prst="rect">
-                      <a:avLst/>
-                    </a:prstGeom>
-                    <a:noFill/>
-                    <a:ln>
-                      <a:noFill/>
-                    </a:ln>
-                  </pic:spPr>
-                </pic:pic>
-              </a:graphicData>
-            </a:graphic>
-          </wp:inline>
-        </w:drawing>
-      </w:r>
-    </w:p>
-    <w:p>
-      <w:pPr>
-        <w:numPr>
-          <w:ilvl w:val="0"/>
-          <w:numId w:val="6"/>
-        </w:numPr>
-      </w:pPr>
-      <w:r>
-        <w:t>Select the </w:t>
-      </w:r>
-      <w:r>
-        <w:rPr>
-          <w:b/>
-          <w:bCs/>
-        </w:rPr>
-        <w:t>Append to string variable</w:t>
-      </w:r>
-      <w:r>
-        <w:t> action from the </w:t>
-      </w:r>
-      <w:r>
-        <w:rPr>
-          <w:b/>
-          <w:bCs/>
-        </w:rPr>
-        <w:t>Variable</w:t>
-      </w:r>
-      <w:r>
-        <w:t> connector.</w:t>
-      </w:r>
-    </w:p>
-    <w:p>
-      <w:r>
-        <w:rPr>
-          <w:noProof/>
-        </w:rPr>
-        <w:lastRenderedPageBreak/>
-        <w:drawing>
-          <wp:inline distT="0" distB="0" distL="0" distR="0" wp14:anchorId="73E86FC5" wp14:editId="59BF266E">
-            <wp:extent cx="5305425" cy="2705100"/>
-            <wp:effectExtent l="0" t="0" r="9525" b="0"/>
-            <wp:docPr id="415430156" name="Picture 77" descr="select and complete as described"/>
-            <wp:cNvGraphicFramePr>
-              <a:graphicFrameLocks xmlns:a="http://schemas.openxmlformats.org/drawingml/2006/main" noChangeAspect="1"/>
-            </wp:cNvGraphicFramePr>
-            <a:graphic xmlns:a="http://schemas.openxmlformats.org/drawingml/2006/main">
-              <a:graphicData uri="http://schemas.openxmlformats.org/drawingml/2006/picture">
-                <pic:pic xmlns:pic="http://schemas.openxmlformats.org/drawingml/2006/picture">
-                  <pic:nvPicPr>
-                    <pic:cNvPr id="0" name="Picture 372" descr="select and complete as described"/>
-                    <pic:cNvPicPr>
-                      <a:picLocks noChangeAspect="1" noChangeArrowheads="1"/>
-                    </pic:cNvPicPr>
-                  </pic:nvPicPr>
-                  <pic:blipFill>
-                    <a:blip r:embed="rId57">
-                      <a:extLst>
-                        <a:ext uri="{28A0092B-C50C-407E-A947-70E740481C1C}">
-                          <a14:useLocalDpi xmlns:a14="http://schemas.microsoft.com/office/drawing/2010/main" val="0"/>
-                        </a:ext>
-                      </a:extLst>
-                    </a:blip>
-                    <a:srcRect/>
-                    <a:stretch>
-                      <a:fillRect/>
-                    </a:stretch>
-                  </pic:blipFill>
-                  <pic:spPr bwMode="auto">
-                    <a:xfrm>
-                      <a:off x="0" y="0"/>
-                      <a:ext cx="5305425" cy="2705100"/>
-                    </a:xfrm>
-                    <a:prstGeom prst="rect">
-                      <a:avLst/>
-                    </a:prstGeom>
-                    <a:noFill/>
-                    <a:ln>
-                      <a:noFill/>
-                    </a:ln>
-                  </pic:spPr>
-                </pic:pic>
-              </a:graphicData>
-            </a:graphic>
-          </wp:inline>
-        </w:drawing>
-      </w:r>
-    </w:p>
-    <w:p>
-      <w:pPr>
-        <w:numPr>
-          <w:ilvl w:val="0"/>
-          <w:numId w:val="6"/>
-        </w:numPr>
-      </w:pPr>
-      <w:r>
-        <w:t>Select Work items for </w:t>
-      </w:r>
-      <w:r>
-        <w:rPr>
-          <w:b/>
-          <w:bCs/>
-        </w:rPr>
-        <w:t>Name</w:t>
-      </w:r>
-      <w:r>
-        <w:t>, click on the </w:t>
-      </w:r>
-      <w:r>
-        <w:rPr>
-          <w:b/>
-          <w:bCs/>
-        </w:rPr>
-        <w:t>Value</w:t>
-      </w:r>
-      <w:r>
-        <w:t> field and select </w:t>
-      </w:r>
-      <w:r>
-        <w:rPr>
-          <w:b/>
-          <w:bCs/>
-        </w:rPr>
-        <w:t>Budget Items Budget Category value</w:t>
-      </w:r>
-      <w:r>
-        <w:t> from the dynamic content pane.</w:t>
-      </w:r>
-    </w:p>
-    <w:p>
-      <w:r>
-        <w:rPr>
-          <w:noProof/>
-        </w:rPr>
-        <w:drawing>
-          <wp:inline distT="0" distB="0" distL="0" distR="0" wp14:anchorId="3714BB9F" wp14:editId="2D8D020F">
-            <wp:extent cx="5731510" cy="2369820"/>
-            <wp:effectExtent l="0" t="0" r="2540" b="0"/>
-            <wp:docPr id="1498865165" name="Picture 76" descr="select and complete as described"/>
-            <wp:cNvGraphicFramePr>
-              <a:graphicFrameLocks xmlns:a="http://schemas.openxmlformats.org/drawingml/2006/main" noChangeAspect="1"/>
-            </wp:cNvGraphicFramePr>
-            <a:graphic xmlns:a="http://schemas.openxmlformats.org/drawingml/2006/main">
-              <a:graphicData uri="http://schemas.openxmlformats.org/drawingml/2006/picture">
-                <pic:pic xmlns:pic="http://schemas.openxmlformats.org/drawingml/2006/picture">
-                  <pic:nvPicPr>
-                    <pic:cNvPr id="0" name="Picture 373" descr="select and complete as described"/>
-                    <pic:cNvPicPr>
-                      <a:picLocks noChangeAspect="1" noChangeArrowheads="1"/>
-                    </pic:cNvPicPr>
-                  </pic:nvPicPr>
-                  <pic:blipFill>
-                    <a:blip r:embed="rId58">
-                      <a:extLst>
-                        <a:ext uri="{28A0092B-C50C-407E-A947-70E740481C1C}">
-                          <a14:useLocalDpi xmlns:a14="http://schemas.microsoft.com/office/drawing/2010/main" val="0"/>
-                        </a:ext>
-                      </a:extLst>
-                    </a:blip>
-                    <a:srcRect/>
-                    <a:stretch>
-                      <a:fillRect/>
-                    </a:stretch>
-                  </pic:blipFill>
-                  <pic:spPr bwMode="auto">
-                    <a:xfrm>
-                      <a:off x="0" y="0"/>
-                      <a:ext cx="5731510" cy="2369820"/>
-                    </a:xfrm>
-                    <a:prstGeom prst="rect">
-                      <a:avLst/>
-                    </a:prstGeom>
-                    <a:noFill/>
-                    <a:ln>
-                      <a:noFill/>
-                    </a:ln>
-                  </pic:spPr>
-                </pic:pic>
-              </a:graphicData>
-            </a:graphic>
-          </wp:inline>
-        </w:drawing>
-      </w:r>
-    </w:p>
-    <w:p>
-      <w:pPr>
-        <w:numPr>
-          <w:ilvl w:val="0"/>
-          <w:numId w:val="6"/>
-        </w:numPr>
-      </w:pPr>
-      <w:r>
-        <w:t>Notice the </w:t>
-      </w:r>
-      <w:r>
-        <w:rPr>
-          <w:b/>
-          <w:bCs/>
-        </w:rPr>
-        <w:t>Apply to each</w:t>
-      </w:r>
-      <w:r>
-        <w:t> control will be added automatically.</w:t>
-      </w:r>
-    </w:p>
-    <w:p>
-      <w:pPr>
-        <w:numPr>
-          <w:ilvl w:val="0"/>
-          <w:numId w:val="6"/>
-        </w:numPr>
-      </w:pPr>
-      <w:r>
-        <w:t>Rename the apply to each control Apply to each work item.</w:t>
-      </w:r>
-    </w:p>
-    <w:p>
-      <w:r>
-        <w:rPr>
-          <w:noProof/>
-        </w:rPr>
-        <w:lastRenderedPageBreak/>
-        <w:drawing>
-          <wp:inline distT="0" distB="0" distL="0" distR="0" wp14:anchorId="316EA1B2" wp14:editId="03A690E1">
-            <wp:extent cx="5731510" cy="4927600"/>
-            <wp:effectExtent l="0" t="0" r="2540" b="6350"/>
-            <wp:docPr id="1750562149" name="Picture 75" descr="select and complete as described"/>
-            <wp:cNvGraphicFramePr>
-              <a:graphicFrameLocks xmlns:a="http://schemas.openxmlformats.org/drawingml/2006/main" noChangeAspect="1"/>
-            </wp:cNvGraphicFramePr>
-            <a:graphic xmlns:a="http://schemas.openxmlformats.org/drawingml/2006/main">
-              <a:graphicData uri="http://schemas.openxmlformats.org/drawingml/2006/picture">
-                <pic:pic xmlns:pic="http://schemas.openxmlformats.org/drawingml/2006/picture">
-                  <pic:nvPicPr>
-                    <pic:cNvPr id="0" name="Picture 374" descr="select and complete as described"/>
-                    <pic:cNvPicPr>
-                      <a:picLocks noChangeAspect="1" noChangeArrowheads="1"/>
-                    </pic:cNvPicPr>
-                  </pic:nvPicPr>
-                  <pic:blipFill>
-                    <a:blip r:embed="rId59">
-                      <a:extLst>
-                        <a:ext uri="{28A0092B-C50C-407E-A947-70E740481C1C}">
-                          <a14:useLocalDpi xmlns:a14="http://schemas.microsoft.com/office/drawing/2010/main" val="0"/>
-                        </a:ext>
-                      </a:extLst>
-                    </a:blip>
-                    <a:srcRect/>
-                    <a:stretch>
-                      <a:fillRect/>
-                    </a:stretch>
-                  </pic:blipFill>
-                  <pic:spPr bwMode="auto">
-                    <a:xfrm>
-                      <a:off x="0" y="0"/>
-                      <a:ext cx="5731510" cy="4927600"/>
-                    </a:xfrm>
-                    <a:prstGeom prst="rect">
-                      <a:avLst/>
-                    </a:prstGeom>
-                    <a:noFill/>
-                    <a:ln>
-                      <a:noFill/>
-                    </a:ln>
-                  </pic:spPr>
-                </pic:pic>
-              </a:graphicData>
-            </a:graphic>
-          </wp:inline>
-        </w:drawing>
-      </w:r>
-    </w:p>
-    <w:p>
-      <w:pPr>
-        <w:numPr>
-          <w:ilvl w:val="0"/>
-          <w:numId w:val="6"/>
-        </w:numPr>
-      </w:pPr>
-      <w:r>
-        <w:t>Add a </w:t>
-      </w:r>
-      <w:r>
-        <w:rPr>
-          <w:b/>
-          <w:bCs/>
-        </w:rPr>
-        <w:t>comma and space</w:t>
-      </w:r>
-      <w:r>
-        <w:t> after the value in the </w:t>
-      </w:r>
-      <w:r>
-        <w:rPr>
-          <w:b/>
-          <w:bCs/>
-        </w:rPr>
-        <w:t>Append to string variable</w:t>
-      </w:r>
-      <w:r>
-        <w:t> action.</w:t>
-      </w:r>
-    </w:p>
-    <w:p>
-      <w:r>
-        <w:rPr>
-          <w:noProof/>
-        </w:rPr>
-        <w:drawing>
-          <wp:inline distT="0" distB="0" distL="0" distR="0" wp14:anchorId="7C3E08D2" wp14:editId="1B5D3C1D">
-            <wp:extent cx="5419725" cy="2714625"/>
-            <wp:effectExtent l="0" t="0" r="9525" b="9525"/>
-            <wp:docPr id="482201228" name="Picture 74" descr="select and complete as described"/>
-            <wp:cNvGraphicFramePr>
-              <a:graphicFrameLocks xmlns:a="http://schemas.openxmlformats.org/drawingml/2006/main" noChangeAspect="1"/>
-            </wp:cNvGraphicFramePr>
-            <a:graphic xmlns:a="http://schemas.openxmlformats.org/drawingml/2006/main">
-              <a:graphicData uri="http://schemas.openxmlformats.org/drawingml/2006/picture">
-                <pic:pic xmlns:pic="http://schemas.openxmlformats.org/drawingml/2006/picture">
-                  <pic:nvPicPr>
-                    <pic:cNvPr id="0" name="Picture 375" descr="select and complete as described"/>
-                    <pic:cNvPicPr>
-                      <a:picLocks noChangeAspect="1" noChangeArrowheads="1"/>
-                    </pic:cNvPicPr>
-                  </pic:nvPicPr>
-                  <pic:blipFill>
-                    <a:blip r:embed="rId60">
-                      <a:extLst>
-                        <a:ext uri="{28A0092B-C50C-407E-A947-70E740481C1C}">
-                          <a14:useLocalDpi xmlns:a14="http://schemas.microsoft.com/office/drawing/2010/main" val="0"/>
-                        </a:ext>
-                      </a:extLst>
-                    </a:blip>
-                    <a:srcRect/>
-                    <a:stretch>
-                      <a:fillRect/>
-                    </a:stretch>
-                  </pic:blipFill>
-                  <pic:spPr bwMode="auto">
-                    <a:xfrm>
-                      <a:off x="0" y="0"/>
-                      <a:ext cx="5419725" cy="2714625"/>
-                    </a:xfrm>
-                    <a:prstGeom prst="rect">
-                      <a:avLst/>
-                    </a:prstGeom>
-                    <a:noFill/>
-                    <a:ln>
-                      <a:noFill/>
-                    </a:ln>
-                  </pic:spPr>
-                </pic:pic>
-              </a:graphicData>
-            </a:graphic>
-          </wp:inline>
-        </w:drawing>
-      </w:r>
-    </w:p>
-    <w:p>
-      <w:pPr>
-        <w:numPr>
-          <w:ilvl w:val="0"/>
-          <w:numId w:val="6"/>
-        </w:numPr>
-      </w:pPr>
-      <w:r>
-        <w:t>Expand the </w:t>
-      </w:r>
-      <w:r>
-        <w:rPr>
-          <w:b/>
-          <w:bCs/>
-        </w:rPr>
-        <w:t>Create new loan draw</w:t>
-      </w:r>
-      <w:r>
-        <w:t> row step.</w:t>
-      </w:r>
-    </w:p>
-    <w:p>
-      <w:pPr>
-        <w:numPr>
-          <w:ilvl w:val="0"/>
-          <w:numId w:val="6"/>
-        </w:numPr>
-      </w:pPr>
-      <w:r>
-        <w:t>Click on the </w:t>
-      </w:r>
-      <w:r>
-        <w:rPr>
-          <w:b/>
-          <w:bCs/>
-        </w:rPr>
-        <w:t>Amount Requested</w:t>
-      </w:r>
-      <w:r>
-        <w:t> field (remove current value if populated), go to the dynamic content pane, and select the </w:t>
-      </w:r>
-      <w:r>
-        <w:rPr>
-          <w:b/>
-          <w:bCs/>
-        </w:rPr>
-        <w:t>Expression</w:t>
-      </w:r>
-      <w:r>
-        <w:t> tab.</w:t>
-      </w:r>
-    </w:p>
-    <w:p>
-      <w:pPr>
-        <w:numPr>
-          <w:ilvl w:val="0"/>
-          <w:numId w:val="6"/>
-        </w:numPr>
-      </w:pPr>
-      <w:r>
-        <w:lastRenderedPageBreak/>
-        <w:t>Paste the expression below.</w:t>
-      </w:r>
-    </w:p>
-    <w:p>
-      <w:r>
-        <w:t>string(replace(,'\$',''))</w:t>
-      </w:r>
-    </w:p>
-    <w:p>
-      <w:pPr>
-        <w:numPr>
-          <w:ilvl w:val="0"/>
-          <w:numId w:val="6"/>
-        </w:numPr>
-      </w:pPr>
-      <w:r>
-        <w:t>Place your cursor before the first comma and select the </w:t>
-      </w:r>
-      <w:r>
-        <w:rPr>
-          <w:b/>
-          <w:bCs/>
-        </w:rPr>
-        <w:t>Dynamic content</w:t>
-      </w:r>
-      <w:r>
-        <w:t> tab.</w:t>
-      </w:r>
-    </w:p>
-    <w:p>
-      <w:r>
-        <w:rPr>
-          <w:noProof/>
-        </w:rPr>
-        <w:drawing>
-          <wp:inline distT="0" distB="0" distL="0" distR="0" wp14:anchorId="72E5545A" wp14:editId="0B332D76">
-            <wp:extent cx="5731510" cy="2581275"/>
-            <wp:effectExtent l="0" t="0" r="2540" b="9525"/>
-            <wp:docPr id="2107351130" name="Picture 73" descr="select and complete as described"/>
-            <wp:cNvGraphicFramePr>
-              <a:graphicFrameLocks xmlns:a="http://schemas.openxmlformats.org/drawingml/2006/main" noChangeAspect="1"/>
-            </wp:cNvGraphicFramePr>
-            <a:graphic xmlns:a="http://schemas.openxmlformats.org/drawingml/2006/main">
-              <a:graphicData uri="http://schemas.openxmlformats.org/drawingml/2006/picture">
-                <pic:pic xmlns:pic="http://schemas.openxmlformats.org/drawingml/2006/picture">
-                  <pic:nvPicPr>
-                    <pic:cNvPr id="0" name="Picture 376" descr="select and complete as described"/>
-                    <pic:cNvPicPr>
-                      <a:picLocks noChangeAspect="1" noChangeArrowheads="1"/>
-                    </pic:cNvPicPr>
-                  </pic:nvPicPr>
-                  <pic:blipFill>
-                    <a:blip r:embed="rId61">
-                      <a:extLst>
-                        <a:ext uri="{28A0092B-C50C-407E-A947-70E740481C1C}">
-                          <a14:useLocalDpi xmlns:a14="http://schemas.microsoft.com/office/drawing/2010/main" val="0"/>
-                        </a:ext>
-                      </a:extLst>
-                    </a:blip>
-                    <a:srcRect/>
-                    <a:stretch>
-                      <a:fillRect/>
-                    </a:stretch>
-                  </pic:blipFill>
-                  <pic:spPr bwMode="auto">
-                    <a:xfrm>
-                      <a:off x="0" y="0"/>
-                      <a:ext cx="5731510" cy="2581275"/>
-                    </a:xfrm>
-                    <a:prstGeom prst="rect">
-                      <a:avLst/>
-                    </a:prstGeom>
-                    <a:noFill/>
-                    <a:ln>
-                      <a:noFill/>
-                    </a:ln>
-                  </pic:spPr>
-                </pic:pic>
-              </a:graphicData>
-            </a:graphic>
-          </wp:inline>
-        </w:drawing>
-      </w:r>
-    </w:p>
-    <w:p>
-      <w:pPr>
-        <w:numPr>
-          <w:ilvl w:val="0"/>
-          <w:numId w:val="6"/>
-        </w:numPr>
-      </w:pPr>
-      <w:r>
-        <w:t>Select </w:t>
-      </w:r>
-      <w:r>
-        <w:rPr>
-          <w:b/>
-          <w:bCs/>
-        </w:rPr>
-        <w:t>Draw Amount value</w:t>
-      </w:r>
-      <w:r>
-        <w:t> and click </w:t>
-      </w:r>
-      <w:r>
-        <w:rPr>
-          <w:b/>
-          <w:bCs/>
-        </w:rPr>
-        <w:t>OK</w:t>
-      </w:r>
-      <w:r>
-        <w:t>.</w:t>
-      </w:r>
-    </w:p>
-    <w:p>
-      <w:r>
-        <w:rPr>
-          <w:noProof/>
-        </w:rPr>
-        <w:drawing>
-          <wp:inline distT="0" distB="0" distL="0" distR="0" wp14:anchorId="62E1E878" wp14:editId="6DD5F6DB">
-            <wp:extent cx="5731510" cy="2623820"/>
-            <wp:effectExtent l="0" t="0" r="2540" b="5080"/>
-            <wp:docPr id="932935078" name="Picture 72" descr="select and complete as described"/>
-            <wp:cNvGraphicFramePr>
-              <a:graphicFrameLocks xmlns:a="http://schemas.openxmlformats.org/drawingml/2006/main" noChangeAspect="1"/>
-            </wp:cNvGraphicFramePr>
-            <a:graphic xmlns:a="http://schemas.openxmlformats.org/drawingml/2006/main">
-              <a:graphicData uri="http://schemas.openxmlformats.org/drawingml/2006/picture">
-                <pic:pic xmlns:pic="http://schemas.openxmlformats.org/drawingml/2006/picture">
-                  <pic:nvPicPr>
-                    <pic:cNvPr id="0" name="Picture 377" descr="select and complete as described"/>
-                    <pic:cNvPicPr>
-                      <a:picLocks noChangeAspect="1" noChangeArrowheads="1"/>
-                    </pic:cNvPicPr>
-                  </pic:nvPicPr>
-                  <pic:blipFill>
-                    <a:blip r:embed="rId62">
-                      <a:extLst>
-                        <a:ext uri="{28A0092B-C50C-407E-A947-70E740481C1C}">
-                          <a14:useLocalDpi xmlns:a14="http://schemas.microsoft.com/office/drawing/2010/main" val="0"/>
-                        </a:ext>
-                      </a:extLst>
-                    </a:blip>
-                    <a:srcRect/>
-                    <a:stretch>
-                      <a:fillRect/>
-                    </a:stretch>
-                  </pic:blipFill>
-                  <pic:spPr bwMode="auto">
-                    <a:xfrm>
-                      <a:off x="0" y="0"/>
-                      <a:ext cx="5731510" cy="2623820"/>
-                    </a:xfrm>
-                    <a:prstGeom prst="rect">
-                      <a:avLst/>
-                    </a:prstGeom>
-                    <a:noFill/>
-                    <a:ln>
-                      <a:noFill/>
-                    </a:ln>
-                  </pic:spPr>
-                </pic:pic>
-              </a:graphicData>
-            </a:graphic>
-          </wp:inline>
-        </w:drawing>
-      </w:r>
-    </w:p>
-    <w:p>
-      <w:pPr>
-        <w:numPr>
-          <w:ilvl w:val="0"/>
-          <w:numId w:val="6"/>
-        </w:numPr>
-      </w:pPr>
-      <w:r>
-        <w:t>Select </w:t>
-      </w:r>
-      <w:r>
-        <w:rPr>
-          <w:b/>
-          <w:bCs/>
-        </w:rPr>
-        <w:t>Received</w:t>
-      </w:r>
-      <w:r>
-        <w:t> for Status Reason.</w:t>
-      </w:r>
-    </w:p>
-    <w:p>
-      <w:pPr>
-        <w:numPr>
-          <w:ilvl w:val="0"/>
-          <w:numId w:val="6"/>
-        </w:numPr>
-      </w:pPr>
-      <w:r>
-        <w:t>Click on the </w:t>
-      </w:r>
-      <w:r>
-        <w:rPr>
-          <w:b/>
-          <w:bCs/>
-        </w:rPr>
-        <w:t>Requested On</w:t>
-      </w:r>
-      <w:r>
-        <w:t> field, got the dynamic content pane, select the </w:t>
-      </w:r>
-      <w:r>
-        <w:rPr>
-          <w:b/>
-          <w:bCs/>
-        </w:rPr>
-        <w:t>Expression</w:t>
-      </w:r>
-      <w:r>
-        <w:t> tab, type </w:t>
-      </w:r>
-      <w:r>
-        <w:rPr>
-          <w:b/>
-          <w:bCs/>
-        </w:rPr>
-        <w:t>utcNow(),</w:t>
-      </w:r>
-      <w:r>
-        <w:t> and click </w:t>
-      </w:r>
-      <w:r>
-        <w:rPr>
-          <w:b/>
-          <w:bCs/>
-        </w:rPr>
-        <w:t>OK</w:t>
-      </w:r>
-      <w:r>
-        <w:t>.</w:t>
-      </w:r>
-    </w:p>
-    <w:p>
-      <w:r>
-        <w:rPr>
-          <w:noProof/>
-        </w:rPr>
-        <w:lastRenderedPageBreak/>
-        <w:drawing>
-          <wp:inline distT="0" distB="0" distL="0" distR="0" wp14:anchorId="0FA03377" wp14:editId="0CEBB793">
-            <wp:extent cx="5731510" cy="1802130"/>
-            <wp:effectExtent l="0" t="0" r="2540" b="7620"/>
-            <wp:docPr id="85694613" name="Picture 71" descr="select and complete as described"/>
-            <wp:cNvGraphicFramePr>
-              <a:graphicFrameLocks xmlns:a="http://schemas.openxmlformats.org/drawingml/2006/main" noChangeAspect="1"/>
-            </wp:cNvGraphicFramePr>
-            <a:graphic xmlns:a="http://schemas.openxmlformats.org/drawingml/2006/main">
-              <a:graphicData uri="http://schemas.openxmlformats.org/drawingml/2006/picture">
-                <pic:pic xmlns:pic="http://schemas.openxmlformats.org/drawingml/2006/picture">
-                  <pic:nvPicPr>
-                    <pic:cNvPr id="0" name="Picture 378" descr="select and complete as described"/>
-                    <pic:cNvPicPr>
-                      <a:picLocks noChangeAspect="1" noChangeArrowheads="1"/>
-                    </pic:cNvPicPr>
-                  </pic:nvPicPr>
-                  <pic:blipFill>
-                    <a:blip r:embed="rId63">
-                      <a:extLst>
-                        <a:ext uri="{28A0092B-C50C-407E-A947-70E740481C1C}">
-                          <a14:useLocalDpi xmlns:a14="http://schemas.microsoft.com/office/drawing/2010/main" val="0"/>
-                        </a:ext>
-                      </a:extLst>
-                    </a:blip>
-                    <a:srcRect/>
-                    <a:stretch>
-                      <a:fillRect/>
-                    </a:stretch>
-                  </pic:blipFill>
-                  <pic:spPr bwMode="auto">
-                    <a:xfrm>
-                      <a:off x="0" y="0"/>
-                      <a:ext cx="5731510" cy="1802130"/>
-                    </a:xfrm>
-                    <a:prstGeom prst="rect">
-                      <a:avLst/>
-                    </a:prstGeom>
-                    <a:noFill/>
-                    <a:ln>
-                      <a:noFill/>
-                    </a:ln>
-                  </pic:spPr>
-                </pic:pic>
-              </a:graphicData>
-            </a:graphic>
-          </wp:inline>
-        </w:drawing>
-      </w:r>
-    </w:p>
-    <w:p>
-      <w:pPr>
-        <w:numPr>
-          <w:ilvl w:val="0"/>
-          <w:numId w:val="6"/>
-        </w:numPr>
-      </w:pPr>
-      <w:r>
-        <w:t>Click on the </w:t>
-      </w:r>
-      <w:r>
-        <w:rPr>
-          <w:b/>
-          <w:bCs/>
-        </w:rPr>
-        <w:t>Amount Requested</w:t>
-      </w:r>
-      <w:r>
-        <w:t> value and copy. Use </w:t>
-      </w:r>
-      <w:r>
-        <w:rPr>
-          <w:b/>
-          <w:bCs/>
-        </w:rPr>
-        <w:t>[CONTROL] + [C]</w:t>
-      </w:r>
-      <w:r>
-        <w:t> to copy.</w:t>
-      </w:r>
-    </w:p>
-    <w:p>
-      <w:pPr>
-        <w:numPr>
-          <w:ilvl w:val="0"/>
-          <w:numId w:val="6"/>
-        </w:numPr>
-      </w:pPr>
-      <w:r>
-        <w:t>Expand the </w:t>
-      </w:r>
-      <w:r>
-        <w:rPr>
-          <w:b/>
-          <w:bCs/>
-        </w:rPr>
-        <w:t>Calculate Risk Score</w:t>
-      </w:r>
-      <w:r>
-        <w:t> step.</w:t>
-      </w:r>
-    </w:p>
-    <w:p>
-      <w:pPr>
-        <w:numPr>
-          <w:ilvl w:val="0"/>
-          <w:numId w:val="6"/>
-        </w:numPr>
-      </w:pPr>
-      <w:r>
-        <w:t>Remove the </w:t>
-      </w:r>
-      <w:r>
-        <w:rPr>
-          <w:b/>
-          <w:bCs/>
-        </w:rPr>
-        <w:t>drawAmount</w:t>
-      </w:r>
-      <w:r>
-        <w:t> value and paste the value you copied.</w:t>
-      </w:r>
-    </w:p>
-    <w:p>
-      <w:r>
-        <w:rPr>
-          <w:noProof/>
-        </w:rPr>
-        <w:drawing>
-          <wp:inline distT="0" distB="0" distL="0" distR="0" wp14:anchorId="0FE316FA" wp14:editId="6B2B7991">
-            <wp:extent cx="5657850" cy="3238500"/>
-            <wp:effectExtent l="0" t="0" r="0" b="0"/>
-            <wp:docPr id="140282501" name="Picture 70" descr="select and complete as described"/>
-            <wp:cNvGraphicFramePr>
-              <a:graphicFrameLocks xmlns:a="http://schemas.openxmlformats.org/drawingml/2006/main" noChangeAspect="1"/>
-            </wp:cNvGraphicFramePr>
-            <a:graphic xmlns:a="http://schemas.openxmlformats.org/drawingml/2006/main">
-              <a:graphicData uri="http://schemas.openxmlformats.org/drawingml/2006/picture">
-                <pic:pic xmlns:pic="http://schemas.openxmlformats.org/drawingml/2006/picture">
-                  <pic:nvPicPr>
-                    <pic:cNvPr id="0" name="Picture 379" descr="select and complete as described"/>
-                    <pic:cNvPicPr>
-                      <a:picLocks noChangeAspect="1" noChangeArrowheads="1"/>
-                    </pic:cNvPicPr>
-                  </pic:nvPicPr>
-                  <pic:blipFill>
-                    <a:blip r:embed="rId64">
-                      <a:extLst>
-                        <a:ext uri="{28A0092B-C50C-407E-A947-70E740481C1C}">
-                          <a14:useLocalDpi xmlns:a14="http://schemas.microsoft.com/office/drawing/2010/main" val="0"/>
-                        </a:ext>
-                      </a:extLst>
-                    </a:blip>
-                    <a:srcRect/>
-                    <a:stretch>
-                      <a:fillRect/>
-                    </a:stretch>
-                  </pic:blipFill>
-                  <pic:spPr bwMode="auto">
-                    <a:xfrm>
-                      <a:off x="0" y="0"/>
-                      <a:ext cx="5657850" cy="3238500"/>
-                    </a:xfrm>
-                    <a:prstGeom prst="rect">
-                      <a:avLst/>
-                    </a:prstGeom>
-                    <a:noFill/>
-                    <a:ln>
-                      <a:noFill/>
-                    </a:ln>
-                  </pic:spPr>
-                </pic:pic>
-              </a:graphicData>
-            </a:graphic>
-          </wp:inline>
-        </w:drawing>
-      </w:r>
-    </w:p>
-    <w:p>
-      <w:pPr>
-        <w:numPr>
-          <w:ilvl w:val="0"/>
-          <w:numId w:val="6"/>
-        </w:numPr>
-      </w:pPr>
-      <w:r>
-        <w:t>Expand the </w:t>
-      </w:r>
-      <w:r>
-        <w:rPr>
-          <w:b/>
-          <w:bCs/>
-        </w:rPr>
-        <w:t>Run funding process</w:t>
-      </w:r>
-      <w:r>
-        <w:t> step.</w:t>
-      </w:r>
-    </w:p>
-    <w:p>
-      <w:pPr>
-        <w:numPr>
-          <w:ilvl w:val="0"/>
-          <w:numId w:val="6"/>
-        </w:numPr>
-      </w:pPr>
-      <w:r>
-        <w:t>Remove the </w:t>
-      </w:r>
-      <w:r>
-        <w:rPr>
-          <w:b/>
-          <w:bCs/>
-        </w:rPr>
-        <w:t>RequestedAmount</w:t>
-      </w:r>
-      <w:r>
-        <w:t> value and paste the value you copied.</w:t>
-      </w:r>
-    </w:p>
-    <w:p>
-      <w:r>
-        <w:rPr>
-          <w:noProof/>
-        </w:rPr>
-        <w:lastRenderedPageBreak/>
-        <w:drawing>
-          <wp:inline distT="0" distB="0" distL="0" distR="0" wp14:anchorId="15F537E2" wp14:editId="425A0281">
-            <wp:extent cx="5534025" cy="2847975"/>
-            <wp:effectExtent l="0" t="0" r="9525" b="9525"/>
-            <wp:docPr id="1965061561" name="Picture 69" descr="select and complete as described"/>
-            <wp:cNvGraphicFramePr>
-              <a:graphicFrameLocks xmlns:a="http://schemas.openxmlformats.org/drawingml/2006/main" noChangeAspect="1"/>
-            </wp:cNvGraphicFramePr>
-            <a:graphic xmlns:a="http://schemas.openxmlformats.org/drawingml/2006/main">
-              <a:graphicData uri="http://schemas.openxmlformats.org/drawingml/2006/picture">
-                <pic:pic xmlns:pic="http://schemas.openxmlformats.org/drawingml/2006/picture">
-                  <pic:nvPicPr>
-                    <pic:cNvPr id="0" name="Picture 380" descr="select and complete as described"/>
-                    <pic:cNvPicPr>
-                      <a:picLocks noChangeAspect="1" noChangeArrowheads="1"/>
-                    </pic:cNvPicPr>
-                  </pic:nvPicPr>
-                  <pic:blipFill>
-                    <a:blip r:embed="rId65">
-                      <a:extLst>
-                        <a:ext uri="{28A0092B-C50C-407E-A947-70E740481C1C}">
-                          <a14:useLocalDpi xmlns:a14="http://schemas.microsoft.com/office/drawing/2010/main" val="0"/>
-                        </a:ext>
-                      </a:extLst>
-                    </a:blip>
-                    <a:srcRect/>
-                    <a:stretch>
-                      <a:fillRect/>
-                    </a:stretch>
-                  </pic:blipFill>
-                  <pic:spPr bwMode="auto">
-                    <a:xfrm>
-                      <a:off x="0" y="0"/>
-                      <a:ext cx="5534025" cy="2847975"/>
-                    </a:xfrm>
-                    <a:prstGeom prst="rect">
-                      <a:avLst/>
-                    </a:prstGeom>
-                    <a:noFill/>
-                    <a:ln>
-                      <a:noFill/>
-                    </a:ln>
-                  </pic:spPr>
-                </pic:pic>
-              </a:graphicData>
-            </a:graphic>
-          </wp:inline>
-        </w:drawing>
-      </w:r>
-    </w:p>
-    <w:p>
-      <w:pPr>
-        <w:numPr>
-          <w:ilvl w:val="0"/>
-          <w:numId w:val="6"/>
-        </w:numPr>
-      </w:pPr>
-      <w:r>
-        <w:t>Expand the </w:t>
-      </w:r>
-      <w:r>
-        <w:rPr>
-          <w:b/>
-          <w:bCs/>
-        </w:rPr>
-        <w:t>Run inspection process</w:t>
-      </w:r>
-      <w:r>
-        <w:t> step.</w:t>
-      </w:r>
-    </w:p>
-    <w:p>
-      <w:pPr>
-        <w:numPr>
-          <w:ilvl w:val="0"/>
-          <w:numId w:val="6"/>
-        </w:numPr>
-      </w:pPr>
-      <w:r>
-        <w:t>Remove the </w:t>
-      </w:r>
-      <w:r>
-        <w:rPr>
-          <w:b/>
-          <w:bCs/>
-        </w:rPr>
-        <w:t>Work</w:t>
-      </w:r>
-      <w:r>
-        <w:t> value and select </w:t>
-      </w:r>
-      <w:r>
-        <w:rPr>
-          <w:b/>
-          <w:bCs/>
-        </w:rPr>
-        <w:t>Work Items</w:t>
-      </w:r>
-      <w:r>
-        <w:t> from the dynamic content pane.</w:t>
-      </w:r>
-    </w:p>
-    <w:p>
-      <w:r>
-        <w:rPr>
-          <w:noProof/>
-        </w:rPr>
-        <w:drawing>
-          <wp:inline distT="0" distB="0" distL="0" distR="0" wp14:anchorId="7B6DA261" wp14:editId="19E932D7">
-            <wp:extent cx="5731510" cy="3087370"/>
-            <wp:effectExtent l="0" t="0" r="2540" b="0"/>
-            <wp:docPr id="511616059" name="Picture 68" descr="select and complete as described"/>
-            <wp:cNvGraphicFramePr>
-              <a:graphicFrameLocks xmlns:a="http://schemas.openxmlformats.org/drawingml/2006/main" noChangeAspect="1"/>
-            </wp:cNvGraphicFramePr>
-            <a:graphic xmlns:a="http://schemas.openxmlformats.org/drawingml/2006/main">
-              <a:graphicData uri="http://schemas.openxmlformats.org/drawingml/2006/picture">
-                <pic:pic xmlns:pic="http://schemas.openxmlformats.org/drawingml/2006/picture">
-                  <pic:nvPicPr>
-                    <pic:cNvPr id="0" name="Picture 381" descr="select and complete as described"/>
-                    <pic:cNvPicPr>
-                      <a:picLocks noChangeAspect="1" noChangeArrowheads="1"/>
-                    </pic:cNvPicPr>
-                  </pic:nvPicPr>
-                  <pic:blipFill>
-                    <a:blip r:embed="rId66">
-                      <a:extLst>
-                        <a:ext uri="{28A0092B-C50C-407E-A947-70E740481C1C}">
-                          <a14:useLocalDpi xmlns:a14="http://schemas.microsoft.com/office/drawing/2010/main" val="0"/>
-                        </a:ext>
-                      </a:extLst>
-                    </a:blip>
-                    <a:srcRect/>
-                    <a:stretch>
-                      <a:fillRect/>
-                    </a:stretch>
-                  </pic:blipFill>
-                  <pic:spPr bwMode="auto">
-                    <a:xfrm>
-                      <a:off x="0" y="0"/>
-                      <a:ext cx="5731510" cy="3087370"/>
-                    </a:xfrm>
-                    <a:prstGeom prst="rect">
-                      <a:avLst/>
-                    </a:prstGeom>
-                    <a:noFill/>
-                    <a:ln>
-                      <a:noFill/>
-                    </a:ln>
-                  </pic:spPr>
-                </pic:pic>
-              </a:graphicData>
-            </a:graphic>
-          </wp:inline>
-        </w:drawing>
-      </w:r>
-    </w:p>
-    <w:p>
-      <w:pPr>
-        <w:numPr>
-          <w:ilvl w:val="0"/>
-          <w:numId w:val="6"/>
-        </w:numPr>
-      </w:pPr>
-      <w:r>
-        <w:t>Click </w:t>
-      </w:r>
-      <w:r>
-        <w:rPr>
-          <w:b/>
-          <w:bCs/>
-        </w:rPr>
-        <w:t>Save</w:t>
-      </w:r>
-      <w:r>
-        <w:t> and wait for the flow to be saved.</w:t>
-      </w:r>
-    </w:p>
-    <w:p>
-      <w:pPr>
-        <w:rPr>
-          <w:b/>
-          <w:bCs/>
-        </w:rPr>
-      </w:pPr>
-      <w:r>
-        <w:rPr>
-          <w:b/>
-          <w:bCs/>
-        </w:rPr>
-        <w:t>Task 2: Test the flow</w:t>
-      </w:r>
-    </w:p>
-    <w:p>
-      <w:pPr>
-        <w:numPr>
-          <w:ilvl w:val="0"/>
-          <w:numId w:val="7"/>
-        </w:numPr>
-      </w:pPr>
-      <w:r>
-        <w:t>Go to the resources folder of the lab and open the Test folder.</w:t>
-      </w:r>
-    </w:p>
-    <w:p>
-      <w:pPr>
-        <w:numPr>
-          <w:ilvl w:val="0"/>
-          <w:numId w:val="7"/>
-        </w:numPr>
-      </w:pPr>
-      <w:r>
-        <w:t>You will attach the </w:t>
-      </w:r>
-      <w:r>
-        <w:rPr>
-          <w:b/>
-          <w:bCs/>
-        </w:rPr>
-        <w:t>Attachment AI Test</w:t>
-      </w:r>
-      <w:r>
-        <w:t> file when you send the email.</w:t>
-      </w:r>
-    </w:p>
-    <w:p>
-      <w:r>
-        <w:rPr>
-          <w:noProof/>
-        </w:rPr>
-        <w:lastRenderedPageBreak/>
-        <w:drawing>
-          <wp:inline distT="0" distB="0" distL="0" distR="0" wp14:anchorId="37FB55CE" wp14:editId="1347D3F1">
-            <wp:extent cx="5731510" cy="1045210"/>
-            <wp:effectExtent l="0" t="0" r="2540" b="2540"/>
-            <wp:docPr id="680205563" name="Picture 67" descr="select the file for testing"/>
-            <wp:cNvGraphicFramePr>
-              <a:graphicFrameLocks xmlns:a="http://schemas.openxmlformats.org/drawingml/2006/main" noChangeAspect="1"/>
-            </wp:cNvGraphicFramePr>
-            <a:graphic xmlns:a="http://schemas.openxmlformats.org/drawingml/2006/main">
-              <a:graphicData uri="http://schemas.openxmlformats.org/drawingml/2006/picture">
-                <pic:pic xmlns:pic="http://schemas.openxmlformats.org/drawingml/2006/picture">
-                  <pic:nvPicPr>
-                    <pic:cNvPr id="0" name="Picture 382" descr="select the file for testing"/>
-                    <pic:cNvPicPr>
-                      <a:picLocks noChangeAspect="1" noChangeArrowheads="1"/>
-                    </pic:cNvPicPr>
-                  </pic:nvPicPr>
-                  <pic:blipFill>
-                    <a:blip r:embed="rId67">
-                      <a:extLst>
-                        <a:ext uri="{28A0092B-C50C-407E-A947-70E740481C1C}">
-                          <a14:useLocalDpi xmlns:a14="http://schemas.microsoft.com/office/drawing/2010/main" val="0"/>
-                        </a:ext>
-                      </a:extLst>
-                    </a:blip>
-                    <a:srcRect/>
-                    <a:stretch>
-                      <a:fillRect/>
-                    </a:stretch>
-                  </pic:blipFill>
-                  <pic:spPr bwMode="auto">
-                    <a:xfrm>
-                      <a:off x="0" y="0"/>
-                      <a:ext cx="5731510" cy="1045210"/>
-                    </a:xfrm>
-                    <a:prstGeom prst="rect">
-                      <a:avLst/>
-                    </a:prstGeom>
-                    <a:noFill/>
-                    <a:ln>
-                      <a:noFill/>
-                    </a:ln>
-                  </pic:spPr>
-                </pic:pic>
-              </a:graphicData>
-            </a:graphic>
-          </wp:inline>
-        </w:drawing>
-      </w:r>
-    </w:p>
-    <w:p>
-      <w:pPr>
-        <w:numPr>
-          <w:ilvl w:val="0"/>
-          <w:numId w:val="7"/>
-        </w:numPr>
-      </w:pPr>
-      <w:r>
-        <w:t>Go back to the flow and click </w:t>
-      </w:r>
-      <w:r>
-        <w:rPr>
-          <w:b/>
-          <w:bCs/>
-        </w:rPr>
-        <w:t>Test</w:t>
-      </w:r>
-      <w:r>
-        <w:t>.</w:t>
-      </w:r>
-    </w:p>
-    <w:p>
-      <w:pPr>
-        <w:numPr>
-          <w:ilvl w:val="0"/>
-          <w:numId w:val="7"/>
-        </w:numPr>
-      </w:pPr>
-      <w:r>
-        <w:t>Select </w:t>
-      </w:r>
-      <w:r>
-        <w:rPr>
-          <w:b/>
-          <w:bCs/>
-        </w:rPr>
-        <w:t>Manually</w:t>
-      </w:r>
-      <w:r>
-        <w:t> and click </w:t>
-      </w:r>
-      <w:r>
-        <w:rPr>
-          <w:b/>
-          <w:bCs/>
-        </w:rPr>
-        <w:t>Test</w:t>
-      </w:r>
-      <w:r>
-        <w:t>.</w:t>
-      </w:r>
-    </w:p>
-    <w:p>
-      <w:pPr>
-        <w:numPr>
-          <w:ilvl w:val="0"/>
-          <w:numId w:val="7"/>
-        </w:numPr>
-      </w:pPr>
-      <w:r>
-        <w:t>Send an email to </w:t>
-      </w:r>
-      <w:hyperlink r:id="rId68" w:history="1">
-        <w:r>
-          <w:rPr>
-            <w:rStyle w:val="Hyperlink"/>
-          </w:rPr>
-          <w:t>Funding@yourdomain.onmicrosoft.com</w:t>
-        </w:r>
-      </w:hyperlink>
-      <w:r>
-        <w:t> make sure the subject of the email is </w:t>
-      </w:r>
-      <w:r>
-        <w:rPr>
-          <w:b/>
-          <w:bCs/>
-        </w:rPr>
-        <w:t>MC3747</w:t>
-      </w:r>
-      <w:r>
-        <w:t> and you attach the </w:t>
-      </w:r>
-      <w:r>
-        <w:rPr>
-          <w:b/>
-          <w:bCs/>
-        </w:rPr>
-        <w:t>Attachment AI Test.pdf</w:t>
-      </w:r>
-      <w:r>
-        <w:t> file.</w:t>
-      </w:r>
-    </w:p>
-    <w:p>
-      <w:pPr>
-        <w:numPr>
-          <w:ilvl w:val="0"/>
-          <w:numId w:val="7"/>
-        </w:numPr>
-      </w:pPr>
-      <w:r>
-        <w:t>Wait for the flow run to complete.</w:t>
-      </w:r>
-    </w:p>
-    <w:p>
-      <w:pPr>
-        <w:numPr>
-          <w:ilvl w:val="0"/>
-          <w:numId w:val="7"/>
-        </w:numPr>
-      </w:pPr>
-      <w:r>
-        <w:t>The flow test should succeed, and you should get an email with subject line </w:t>
-      </w:r>
-      <w:r>
-        <w:rPr>
-          <w:b/>
-          <w:bCs/>
-        </w:rPr>
-        <w:t>Draw Approved</w:t>
-      </w:r>
-      <w:r>
-        <w:t>.</w:t>
-      </w:r>
-    </w:p>
-    <w:p>
-      <w:pPr>
-        <w:numPr>
-          <w:ilvl w:val="0"/>
-          <w:numId w:val="7"/>
-        </w:numPr>
-      </w:pPr>
-      <w:r>
-        <w:t>Expand the </w:t>
-      </w:r>
-      <w:r>
-        <w:rPr>
-          <w:b/>
-          <w:bCs/>
-        </w:rPr>
-        <w:t>process documents</w:t>
-      </w:r>
-      <w:r>
-        <w:t> step and review the </w:t>
-      </w:r>
-      <w:r>
-        <w:rPr>
-          <w:b/>
-          <w:bCs/>
-        </w:rPr>
-        <w:t>Outputs</w:t>
-      </w:r>
-      <w:r>
-        <w:t>.</w:t>
-      </w:r>
-    </w:p>
-    <w:p>
-      <w:r>
-        <w:rPr>
-          <w:noProof/>
-        </w:rPr>
-        <w:lastRenderedPageBreak/>
-        <w:drawing>
-          <wp:inline distT="0" distB="0" distL="0" distR="0" wp14:anchorId="40178F56" wp14:editId="3259C94E">
-            <wp:extent cx="5553075" cy="7362825"/>
-            <wp:effectExtent l="0" t="0" r="9525" b="9525"/>
-            <wp:docPr id="702528015" name="Picture 66" descr="review the output"/>
-            <wp:cNvGraphicFramePr>
-              <a:graphicFrameLocks xmlns:a="http://schemas.openxmlformats.org/drawingml/2006/main" noChangeAspect="1"/>
-            </wp:cNvGraphicFramePr>
-            <a:graphic xmlns:a="http://schemas.openxmlformats.org/drawingml/2006/main">
-              <a:graphicData uri="http://schemas.openxmlformats.org/drawingml/2006/picture">
-                <pic:pic xmlns:pic="http://schemas.openxmlformats.org/drawingml/2006/picture">
-                  <pic:nvPicPr>
-                    <pic:cNvPr id="0" name="Picture 383" descr="review the output"/>
-                    <pic:cNvPicPr>
-                      <a:picLocks noChangeAspect="1" noChangeArrowheads="1"/>
-                    </pic:cNvPicPr>
-                  </pic:nvPicPr>
-                  <pic:blipFill>
-                    <a:blip r:embed="rId69">
-                      <a:extLst>
-                        <a:ext uri="{28A0092B-C50C-407E-A947-70E740481C1C}">
-                          <a14:useLocalDpi xmlns:a14="http://schemas.microsoft.com/office/drawing/2010/main" val="0"/>
-                        </a:ext>
-                      </a:extLst>
-                    </a:blip>
-                    <a:srcRect/>
-                    <a:stretch>
-                      <a:fillRect/>
-                    </a:stretch>
-                  </pic:blipFill>
-                  <pic:spPr bwMode="auto">
-                    <a:xfrm>
-                      <a:off x="0" y="0"/>
-                      <a:ext cx="5553075" cy="7362825"/>
-                    </a:xfrm>
-                    <a:prstGeom prst="rect">
-                      <a:avLst/>
-                    </a:prstGeom>
-                    <a:noFill/>
-                    <a:ln>
-                      <a:noFill/>
-                    </a:ln>
-                  </pic:spPr>
-                </pic:pic>
-              </a:graphicData>
-            </a:graphic>
-          </wp:inline>
-        </w:drawing>
-      </w:r>
-    </w:p>
-    <w:p>
-      <w:pPr>
-        <w:numPr>
-          <w:ilvl w:val="0"/>
-          <w:numId w:val="7"/>
-        </w:numPr>
-      </w:pPr>
-      <w:r>
-        <w:t>Expand the </w:t>
-      </w:r>
-      <w:r>
-        <w:rPr>
-          <w:b/>
-          <w:bCs/>
-        </w:rPr>
-        <w:t>Run inspection process</w:t>
-      </w:r>
-      <w:r>
-        <w:t> and review the </w:t>
-      </w:r>
-      <w:r>
-        <w:rPr>
-          <w:b/>
-          <w:bCs/>
-        </w:rPr>
-        <w:t>Work</w:t>
-      </w:r>
-      <w:r>
-        <w:t> input.</w:t>
-      </w:r>
-    </w:p>
-    <w:p>
-      <w:r>
-        <w:rPr>
-          <w:noProof/>
-        </w:rPr>
-        <w:lastRenderedPageBreak/>
-        <w:drawing>
-          <wp:inline distT="0" distB="0" distL="0" distR="0" wp14:anchorId="62E2A55D" wp14:editId="598342D4">
-            <wp:extent cx="5591175" cy="3952875"/>
-            <wp:effectExtent l="0" t="0" r="9525" b="9525"/>
-            <wp:docPr id="1268858121" name="Picture 65" descr="review the output"/>
-            <wp:cNvGraphicFramePr>
-              <a:graphicFrameLocks xmlns:a="http://schemas.openxmlformats.org/drawingml/2006/main" noChangeAspect="1"/>
-            </wp:cNvGraphicFramePr>
-            <a:graphic xmlns:a="http://schemas.openxmlformats.org/drawingml/2006/main">
-              <a:graphicData uri="http://schemas.openxmlformats.org/drawingml/2006/picture">
-                <pic:pic xmlns:pic="http://schemas.openxmlformats.org/drawingml/2006/picture">
-                  <pic:nvPicPr>
-                    <pic:cNvPr id="0" name="Picture 384" descr="review the output"/>
-                    <pic:cNvPicPr>
-                      <a:picLocks noChangeAspect="1" noChangeArrowheads="1"/>
-                    </pic:cNvPicPr>
-                  </pic:nvPicPr>
-                  <pic:blipFill>
-                    <a:blip r:embed="rId70">
-                      <a:extLst>
-                        <a:ext uri="{28A0092B-C50C-407E-A947-70E740481C1C}">
-                          <a14:useLocalDpi xmlns:a14="http://schemas.microsoft.com/office/drawing/2010/main" val="0"/>
-                        </a:ext>
-                      </a:extLst>
-                    </a:blip>
-                    <a:srcRect/>
-                    <a:stretch>
-                      <a:fillRect/>
-                    </a:stretch>
-                  </pic:blipFill>
-                  <pic:spPr bwMode="auto">
-                    <a:xfrm>
-                      <a:off x="0" y="0"/>
-                      <a:ext cx="5591175" cy="3952875"/>
-                    </a:xfrm>
-                    <a:prstGeom prst="rect">
-                      <a:avLst/>
-                    </a:prstGeom>
-                    <a:noFill/>
-                    <a:ln>
-                      <a:noFill/>
-                    </a:ln>
-                  </pic:spPr>
-                </pic:pic>
-              </a:graphicData>
-            </a:graphic>
-          </wp:inline>
-        </w:drawing>
-      </w:r>
-    </w:p>
-    <w:p>
-      <w:pPr>
-        <w:numPr>
-          <w:ilvl w:val="0"/>
-          <w:numId w:val="7"/>
-        </w:numPr>
-      </w:pPr>
-      <w:r>
-        <w:t>Review the rest of the steps and make sure the flow produced the expected outcome.</w:t>
-      </w:r>
-    </w:p>
-    <w:p>
-      <w:r>
-        <w:t>Congratulations</w:t>
-      </w:r>
-    </w:p>
-    <w:p>
-      <w:r>
-        <w:t>You have successfully completed this exercise. Click </w:t>
-      </w:r>
-      <w:r>
-        <w:rPr>
-          <w:b/>
-          <w:bCs/>
-        </w:rPr>
-        <w:t>Next</w:t>
-      </w:r>
-      <w:r>
-        <w:t> to advance to the next lab.</w:t>
-      </w:r>
-    </w:p>
-    <w:p/>
     <w:sectPr>
       <w:pgSz w:w="11906" w:h="16838"/>
       <w:pgMar w:top="1440" w:right="1440" w:bottom="1440" w:left="1440" w:header="708" w:footer="708" w:gutter="0"/>
@@ -8697,7 +5831,6 @@
   <w:style w:type="character" w:default="1" w:styleId="DefaultParagraphFont">
     <w:name w:val="Default Paragraph Font"/>
     <w:uiPriority w:val="1"/>
-    <w:semiHidden/>
     <w:unhideWhenUsed/>
   </w:style>
   <w:style w:type="table" w:default="1" w:styleId="TableNormal">

--- a/Labs/Week 1/M4 H1 Integrate AI Builder.docx
+++ b/Labs/Week 1/M4 H1 Integrate AI Builder.docx
@@ -607,7 +607,7 @@
         </w:rPr>
         <w:lastRenderedPageBreak/>
         <w:drawing>
-          <wp:inline distT="0" distB="0" distL="0" distR="0" wp14:anchorId="303D2D99" wp14:editId="34E1C7BC">
+          <wp:inline distT="0" distB="0" distL="0" distR="0" wp14:anchorId="303D2D99" wp14:editId="3D19BB64">
             <wp:extent cx="5731510" cy="3153410"/>
             <wp:effectExtent l="0" t="0" r="2540" b="8890"/>
             <wp:docPr id="62489935" name="Picture 123" descr="select as described"/>
@@ -1375,6 +1375,7 @@
       <w:r>
         <w:t>Enter Budget Category and click </w:t>
       </w:r>
+      <w:proofErr w:type="spellStart"/>
       <w:r>
         <w:rPr>
           <w:b/>
@@ -1382,6 +1383,7 @@
         </w:rPr>
         <w:t>Comfirm</w:t>
       </w:r>
+      <w:proofErr w:type="spellEnd"/>
       <w:r>
         <w:t>.</w:t>
       </w:r>
@@ -3429,7 +3431,7 @@
         </w:rPr>
         <w:lastRenderedPageBreak/>
         <w:drawing>
-          <wp:inline distT="0" distB="0" distL="0" distR="0" wp14:anchorId="1F96889A" wp14:editId="695D21AD">
+          <wp:inline distT="0" distB="0" distL="0" distR="0" wp14:anchorId="1F96889A" wp14:editId="045B495A">
             <wp:extent cx="5731510" cy="1746250"/>
             <wp:effectExtent l="0" t="0" r="2540" b="6350"/>
             <wp:docPr id="459524311" name="Picture 93" descr="review and test"/>
@@ -4051,6 +4053,9 @@
     </w:p>
     <w:p>
       <w:r>
+        <w:rPr>
+          <w:noProof/>
+        </w:rPr>
         <w:drawing>
           <wp:inline distT="0" distB="0" distL="0" distR="0" wp14:anchorId="09C58652" wp14:editId="5FF463E7">
             <wp:extent cx="5731510" cy="1600835"/>
@@ -4095,6 +4100,9 @@
     </w:p>
     <w:p>
       <w:r>
+        <w:rPr>
+          <w:noProof/>
+        </w:rPr>
         <w:drawing>
           <wp:inline distT="0" distB="0" distL="0" distR="0" wp14:anchorId="46B769B9" wp14:editId="676F137A">
             <wp:extent cx="5731510" cy="2260600"/>
@@ -4139,6 +4147,9 @@
     </w:p>
     <w:p>
       <w:r>
+        <w:rPr>
+          <w:noProof/>
+        </w:rPr>
         <w:lastRenderedPageBreak/>
         <w:drawing>
           <wp:inline distT="0" distB="0" distL="0" distR="0" wp14:anchorId="0A7AA81D" wp14:editId="580D27C1">
@@ -4184,6 +4195,9 @@
     </w:p>
     <w:p>
       <w:r>
+        <w:rPr>
+          <w:noProof/>
+        </w:rPr>
         <w:drawing>
           <wp:inline distT="0" distB="0" distL="0" distR="0" wp14:anchorId="2D7FC065" wp14:editId="2B6EB728">
             <wp:extent cx="5731510" cy="4354830"/>
@@ -4232,6 +4246,9 @@
     <w:p/>
     <w:p>
       <w:r>
+        <w:rPr>
+          <w:noProof/>
+        </w:rPr>
         <w:lastRenderedPageBreak/>
         <w:drawing>
           <wp:inline distT="0" distB="0" distL="0" distR="0" wp14:anchorId="136AE4A2" wp14:editId="6DDEA627">
@@ -4278,6 +4295,9 @@
     </w:p>
     <w:p>
       <w:r>
+        <w:rPr>
+          <w:noProof/>
+        </w:rPr>
         <w:drawing>
           <wp:inline distT="0" distB="0" distL="0" distR="0" wp14:anchorId="2865918F" wp14:editId="3B976A71">
             <wp:extent cx="5731510" cy="3957955"/>
@@ -4303,6 +4323,90 @@
                     <a:xfrm>
                       <a:off x="0" y="0"/>
                       <a:ext cx="5731510" cy="3957955"/>
+                    </a:xfrm>
+                    <a:prstGeom prst="rect">
+                      <a:avLst/>
+                    </a:prstGeom>
+                  </pic:spPr>
+                </pic:pic>
+              </a:graphicData>
+            </a:graphic>
+          </wp:inline>
+        </w:drawing>
+      </w:r>
+    </w:p>
+    <w:p>
+      <w:r>
+        <w:lastRenderedPageBreak/>
+        <w:drawing>
+          <wp:inline distT="0" distB="0" distL="0" distR="0" wp14:anchorId="234D31E3" wp14:editId="50A5B780">
+            <wp:extent cx="5731510" cy="4320540"/>
+            <wp:effectExtent l="0" t="0" r="2540" b="3810"/>
+            <wp:docPr id="1590633389" name="Picture 1" descr="A screenshot of a computer&#10;&#10;AI-generated content may be incorrect."/>
+            <wp:cNvGraphicFramePr>
+              <a:graphicFrameLocks xmlns:a="http://schemas.openxmlformats.org/drawingml/2006/main" noChangeAspect="1"/>
+            </wp:cNvGraphicFramePr>
+            <a:graphic xmlns:a="http://schemas.openxmlformats.org/drawingml/2006/main">
+              <a:graphicData uri="http://schemas.openxmlformats.org/drawingml/2006/picture">
+                <pic:pic xmlns:pic="http://schemas.openxmlformats.org/drawingml/2006/picture">
+                  <pic:nvPicPr>
+                    <pic:cNvPr id="1590633389" name="Picture 1" descr="A screenshot of a computer&#10;&#10;AI-generated content may be incorrect."/>
+                    <pic:cNvPicPr/>
+                  </pic:nvPicPr>
+                  <pic:blipFill>
+                    <a:blip r:embed="rId53"/>
+                    <a:stretch>
+                      <a:fillRect/>
+                    </a:stretch>
+                  </pic:blipFill>
+                  <pic:spPr>
+                    <a:xfrm>
+                      <a:off x="0" y="0"/>
+                      <a:ext cx="5731510" cy="4320540"/>
+                    </a:xfrm>
+                    <a:prstGeom prst="rect">
+                      <a:avLst/>
+                    </a:prstGeom>
+                  </pic:spPr>
+                </pic:pic>
+              </a:graphicData>
+            </a:graphic>
+          </wp:inline>
+        </w:drawing>
+      </w:r>
+    </w:p>
+    <w:p>
+      <w:r>
+        <w:t xml:space="preserve">Testing </w:t>
+      </w:r>
+    </w:p>
+    <w:p>
+      <w:r>
+        <w:drawing>
+          <wp:inline distT="0" distB="0" distL="0" distR="0" wp14:anchorId="414DADCD" wp14:editId="24B8DD71">
+            <wp:extent cx="5505490" cy="3848128"/>
+            <wp:effectExtent l="0" t="0" r="0" b="0"/>
+            <wp:docPr id="1380628056" name="Picture 1" descr="A screenshot of a computer&#10;&#10;AI-generated content may be incorrect."/>
+            <wp:cNvGraphicFramePr>
+              <a:graphicFrameLocks xmlns:a="http://schemas.openxmlformats.org/drawingml/2006/main" noChangeAspect="1"/>
+            </wp:cNvGraphicFramePr>
+            <a:graphic xmlns:a="http://schemas.openxmlformats.org/drawingml/2006/main">
+              <a:graphicData uri="http://schemas.openxmlformats.org/drawingml/2006/picture">
+                <pic:pic xmlns:pic="http://schemas.openxmlformats.org/drawingml/2006/picture">
+                  <pic:nvPicPr>
+                    <pic:cNvPr id="1380628056" name="Picture 1" descr="A screenshot of a computer&#10;&#10;AI-generated content may be incorrect."/>
+                    <pic:cNvPicPr/>
+                  </pic:nvPicPr>
+                  <pic:blipFill>
+                    <a:blip r:embed="rId54"/>
+                    <a:stretch>
+                      <a:fillRect/>
+                    </a:stretch>
+                  </pic:blipFill>
+                  <pic:spPr>
+                    <a:xfrm>
+                      <a:off x="0" y="0"/>
+                      <a:ext cx="5505490" cy="3848128"/>
                     </a:xfrm>
                     <a:prstGeom prst="rect">
                       <a:avLst/>
@@ -5831,6 +5935,7 @@
   <w:style w:type="character" w:default="1" w:styleId="DefaultParagraphFont">
     <w:name w:val="Default Paragraph Font"/>
     <w:uiPriority w:val="1"/>
+    <w:semiHidden/>
     <w:unhideWhenUsed/>
   </w:style>
   <w:style w:type="table" w:default="1" w:styleId="TableNormal">

--- a/Labs/Week 1/M4 H1 Integrate AI Builder.docx
+++ b/Labs/Week 1/M4 H1 Integrate AI Builder.docx
@@ -607,7 +607,7 @@
         </w:rPr>
         <w:lastRenderedPageBreak/>
         <w:drawing>
-          <wp:inline distT="0" distB="0" distL="0" distR="0" wp14:anchorId="303D2D99" wp14:editId="3D19BB64">
+          <wp:inline distT="0" distB="0" distL="0" distR="0" wp14:anchorId="303D2D99" wp14:editId="5B7274CA">
             <wp:extent cx="5731510" cy="3153410"/>
             <wp:effectExtent l="0" t="0" r="2540" b="8890"/>
             <wp:docPr id="62489935" name="Picture 123" descr="select as described"/>
@@ -1375,7 +1375,6 @@
       <w:r>
         <w:t>Enter Budget Category and click </w:t>
       </w:r>
-      <w:proofErr w:type="spellStart"/>
       <w:r>
         <w:rPr>
           <w:b/>
@@ -1383,7 +1382,6 @@
         </w:rPr>
         <w:t>Comfirm</w:t>
       </w:r>
-      <w:proofErr w:type="spellEnd"/>
       <w:r>
         <w:t>.</w:t>
       </w:r>
@@ -3431,7 +3429,7 @@
         </w:rPr>
         <w:lastRenderedPageBreak/>
         <w:drawing>
-          <wp:inline distT="0" distB="0" distL="0" distR="0" wp14:anchorId="1F96889A" wp14:editId="045B495A">
+          <wp:inline distT="0" distB="0" distL="0" distR="0" wp14:anchorId="1F96889A" wp14:editId="32A768F6">
             <wp:extent cx="5731510" cy="1746250"/>
             <wp:effectExtent l="0" t="0" r="2540" b="6350"/>
             <wp:docPr id="459524311" name="Picture 93" descr="review and test"/>
@@ -4337,6 +4335,9 @@
     </w:p>
     <w:p>
       <w:r>
+        <w:rPr>
+          <w:noProof/>
+        </w:rPr>
         <w:lastRenderedPageBreak/>
         <w:drawing>
           <wp:inline distT="0" distB="0" distL="0" distR="0" wp14:anchorId="234D31E3" wp14:editId="50A5B780">
@@ -4379,14 +4380,18 @@
       <w:r>
         <w:t xml:space="preserve">Testing </w:t>
       </w:r>
-    </w:p>
-    <w:p>
-      <w:r>
+      <w:r>
+        <w:t>output</w:t>
+      </w:r>
+    </w:p>
+    <w:p>
+      <w:r>
+        <w:lastRenderedPageBreak/>
         <w:drawing>
-          <wp:inline distT="0" distB="0" distL="0" distR="0" wp14:anchorId="414DADCD" wp14:editId="24B8DD71">
-            <wp:extent cx="5505490" cy="3848128"/>
-            <wp:effectExtent l="0" t="0" r="0" b="0"/>
-            <wp:docPr id="1380628056" name="Picture 1" descr="A screenshot of a computer&#10;&#10;AI-generated content may be incorrect."/>
+          <wp:inline distT="0" distB="0" distL="0" distR="0" wp14:anchorId="260CB34E" wp14:editId="792490D6">
+            <wp:extent cx="5731510" cy="4613910"/>
+            <wp:effectExtent l="0" t="0" r="2540" b="0"/>
+            <wp:docPr id="1198130562" name="Picture 1" descr="A diagram of a process&#10;&#10;AI-generated content may be incorrect."/>
             <wp:cNvGraphicFramePr>
               <a:graphicFrameLocks xmlns:a="http://schemas.openxmlformats.org/drawingml/2006/main" noChangeAspect="1"/>
             </wp:cNvGraphicFramePr>
@@ -4394,7 +4399,7 @@
               <a:graphicData uri="http://schemas.openxmlformats.org/drawingml/2006/picture">
                 <pic:pic xmlns:pic="http://schemas.openxmlformats.org/drawingml/2006/picture">
                   <pic:nvPicPr>
-                    <pic:cNvPr id="1380628056" name="Picture 1" descr="A screenshot of a computer&#10;&#10;AI-generated content may be incorrect."/>
+                    <pic:cNvPr id="1198130562" name="Picture 1" descr="A diagram of a process&#10;&#10;AI-generated content may be incorrect."/>
                     <pic:cNvPicPr/>
                   </pic:nvPicPr>
                   <pic:blipFill>
@@ -4406,7 +4411,46 @@
                   <pic:spPr>
                     <a:xfrm>
                       <a:off x="0" y="0"/>
-                      <a:ext cx="5505490" cy="3848128"/>
+                      <a:ext cx="5731510" cy="4613910"/>
+                    </a:xfrm>
+                    <a:prstGeom prst="rect">
+                      <a:avLst/>
+                    </a:prstGeom>
+                  </pic:spPr>
+                </pic:pic>
+              </a:graphicData>
+            </a:graphic>
+          </wp:inline>
+        </w:drawing>
+      </w:r>
+    </w:p>
+    <w:p>
+      <w:r>
+        <w:drawing>
+          <wp:inline distT="0" distB="0" distL="0" distR="0" wp14:anchorId="0FEB515F" wp14:editId="013B2924">
+            <wp:extent cx="5731510" cy="3837305"/>
+            <wp:effectExtent l="0" t="0" r="2540" b="0"/>
+            <wp:docPr id="1026386890" name="Picture 1"/>
+            <wp:cNvGraphicFramePr>
+              <a:graphicFrameLocks xmlns:a="http://schemas.openxmlformats.org/drawingml/2006/main" noChangeAspect="1"/>
+            </wp:cNvGraphicFramePr>
+            <a:graphic xmlns:a="http://schemas.openxmlformats.org/drawingml/2006/main">
+              <a:graphicData uri="http://schemas.openxmlformats.org/drawingml/2006/picture">
+                <pic:pic xmlns:pic="http://schemas.openxmlformats.org/drawingml/2006/picture">
+                  <pic:nvPicPr>
+                    <pic:cNvPr id="1026386890" name=""/>
+                    <pic:cNvPicPr/>
+                  </pic:nvPicPr>
+                  <pic:blipFill>
+                    <a:blip r:embed="rId55"/>
+                    <a:stretch>
+                      <a:fillRect/>
+                    </a:stretch>
+                  </pic:blipFill>
+                  <pic:spPr>
+                    <a:xfrm>
+                      <a:off x="0" y="0"/>
+                      <a:ext cx="5731510" cy="3837305"/>
                     </a:xfrm>
                     <a:prstGeom prst="rect">
                       <a:avLst/>
